--- a/legend-dynamics/site/the-shattered-crown/The_Shattered_Crown_GM_Guide.docx
+++ b/legend-dynamics/site/the-shattered-crown/The_Shattered_Crown_GM_Guide.docx
@@ -3995,7 +3995,7 @@
         <w:t xml:space="preserve"> </w:t>
       </w:r>
       <w:r>
-        <w:t xml:space="preserve">rules and shows every roll. Add characters from the GM view and opponents from the Threats table (or make one up on the spot), then start: it keeps the turn order by Agility, and for each attack works out the range, the defense (Dodge, Parry or Block, one a round), the boxes marked and any telling hit, offering a Fortune point choices at the moment they apply. Hits land on the character cards and the battle map, and with gritty combat on, grievous wounds are rolled and kept. The panel keeps a log and a summary of the fight, which can be saved to a file. It’s a helper, not a rule: the GM can rule any result differently, and the log says so.</w:t>
+        <w:t xml:space="preserve">rules and shows every roll. Add characters from the GM view and opponents from the Threats table (or make one up on the spot), then start: it keeps the turn order by Agility, and for each attack works out the range, the defense (Dodge, Parry or Block, one a round), the boxes marked and any telling hit, offering a Fortune point choices at the moment they apply. Hits land on the character cards and the battle map, and with gritty combat on, grievous wounds are rolled and kept. The panel keeps a log and a summary of the fight, which can be saved to a file. It’s a helper, not a rule: the GM can rule any result differently, and the log says so. For each attack, choose what it’s made of (cold iron, silver or fire), and the panel applies the rules that turn on it: a shapechanger’s Tough in their form (and what gets past it), a weakness that marks one box more, and a creature only the right weapon can hurt.</w:t>
       </w:r>
     </w:p>
     <w:bookmarkEnd w:id="24"/>

--- a/legend-dynamics/site/the-shattered-crown/The_Shattered_Crown_GM_Guide.docx
+++ b/legend-dynamics/site/the-shattered-crown/The_Shattered_Crown_GM_Guide.docx
@@ -3995,7 +3995,7 @@
         <w:t xml:space="preserve"> </w:t>
       </w:r>
       <w:r>
-        <w:t xml:space="preserve">rules and shows every roll. Add characters from the GM view and opponents from the Threats table (or make one up on the spot), then start: it keeps the turn order by Agility, and for each attack works out the range, the defense (Dodge, Parry or Block, one a round), the boxes marked and any telling hit, offering a Fortune point choices at the moment they apply. Hits land on the character cards and the battle map, and with gritty combat on, grievous wounds are rolled and kept. The panel keeps a log and a summary of the fight, which can be saved to a file. It’s a helper, not a rule: the GM can rule any result differently, and the log says so. For each attack, choose what it’s made of (cold iron, silver or fire), and the panel applies the rules that turn on it: a shapechanger’s Tough in their form (and what gets past it), a weakness that marks one box more, and a creature only the right weapon can hurt.</w:t>
+        <w:t xml:space="preserve">rules and shows every roll. Add characters from the GM view and opponents from the Threats table (or make one up on the spot), then start: it keeps the turn order by Agility, and for each attack works out the range, the defense (Dodge, Parry or Block, one a round, and a second at −2 with Additional Defense), the boxes marked and any telling hit, offering a Fortune point choices at the moment they apply. Hits land on the character cards and the battle map, and with gritty combat on, grievous wounds are rolled and kept. The panel keeps a log and a summary of the fight, which can be saved to a file. It’s a helper, not a rule: the GM can rule any result differently, and the log says so. For each attack, choose what it’s made of (cold iron, silver or fire), and the panel applies the rules that turn on it: a shapechanger’s Tough in their form (and what gets past it), a weakness that marks one box more, and a creature only the right weapon can hurt.</w:t>
       </w:r>
     </w:p>
     <w:bookmarkEnd w:id="24"/>

--- a/legend-dynamics/site/the-shattered-crown/The_Shattered_Crown_GM_Guide.docx
+++ b/legend-dynamics/site/the-shattered-crown/The_Shattered_Crown_GM_Guide.docx
@@ -3996,6 +3996,24 @@
       </w:r>
       <w:r>
         <w:t xml:space="preserve">rules and shows every roll. Add characters from the GM view and opponents from the Threats table (or make one up on the spot), then start: it keeps the turn order by Agility, and for each attack works out the range, the defense (Dodge, Parry or Block, one a round, and a second at −2 with Additional Defense), the boxes marked and any telling hit, offering a Fortune point choices at the moment they apply. Hits land on the character cards and the battle map, and with gritty combat on, grievous wounds are rolled and kept. The panel keeps a log and a summary of the fight, which can be saved to a file. It’s a helper, not a rule: the GM can rule any result differently, and the log says so. For each attack, choose what it’s made of (cold iron, silver or fire), and the panel applies the rules that turn on it: a shapechanger’s Tough in their form (and what gets past it), a weakness that marks one box more, and a creature only the right weapon can hurt.</w:t>
+      </w:r>
+    </w:p>
+    <w:p>
+      <w:pPr>
+        <w:pStyle w:val="BodyText"/>
+      </w:pPr>
+      <w:r>
+        <w:rPr>
+          <w:bCs/>
+          <w:b/>
+        </w:rPr>
+        <w:t xml:space="preserve">The shared table.</w:t>
+      </w:r>
+      <w:r>
+        <w:t xml:space="preserve"> </w:t>
+      </w:r>
+      <w:r>
+        <w:t xml:space="preserve">The GM can start a shared table from the GM view and give the players its code; each player joins from their character’s Adventure tab. While they’re connected, every roll from a sheet is rolled by the table server, so the whole table sees the same dice as they land, in a live log on the Adventure tab and on the GM view, along with who rolled, against what, and any telling hit. A point reroll answers its own roll, once. Without a table, the roller works exactly as it always has.</w:t>
       </w:r>
     </w:p>
     <w:bookmarkEnd w:id="24"/>

--- a/legend-dynamics/site/the-shattered-crown/The_Shattered_Crown_GM_Guide.docx
+++ b/legend-dynamics/site/the-shattered-crown/The_Shattered_Crown_GM_Guide.docx
@@ -4013,7 +4013,7 @@
         <w:t xml:space="preserve"> </w:t>
       </w:r>
       <w:r>
-        <w:t xml:space="preserve">The GM can start a shared table from the GM view and give the players its code; each player joins from their character’s Adventure tab. While they’re connected, every roll from a sheet is rolled by the table server, so the whole table sees the same dice as they land, in a live log on the Adventure tab and on the GM view, along with who rolled, against what, and any telling hit. A point reroll answers its own roll, once. Without a table, the roller works exactly as it always has.</w:t>
+        <w:t xml:space="preserve">The GM can start a shared table from the GM view and give the players its code; each player joins from their character’s Adventure tab. While they’re connected, every roll from a sheet is rolled by the table server, so the whole table sees the same dice as they land, in a live log on the Adventure tab and on the GM view, along with who rolled, against what, and any telling hit. A point reroll answers its own roll, once. Each player’s character is shared with the GM too: it appears among the GM view’s characters, marked at the table, and its injuries, points, ammunition and form stay in step both ways, whether they’re changed on the sheet, on the GM’s card or in an encounter. Without a table, the roller works exactly as it always has.</w:t>
       </w:r>
     </w:p>
     <w:bookmarkEnd w:id="24"/>

--- a/legend-dynamics/site/the-shattered-crown/The_Shattered_Crown_GM_Guide.docx
+++ b/legend-dynamics/site/the-shattered-crown/The_Shattered_Crown_GM_Guide.docx
@@ -4013,7 +4013,7 @@
         <w:t xml:space="preserve"> </w:t>
       </w:r>
       <w:r>
-        <w:t xml:space="preserve">The GM can start a shared table from the GM view and give the players its code; each player joins from their character’s Adventure tab. While they’re connected, every roll from a sheet is rolled by the table server, so the whole table sees the same dice as they land, in a live log on the Adventure tab and on the GM view, along with who rolled, against what, and any telling hit. A point reroll answers its own roll, once. Each player’s character is shared with the GM too: it appears among the GM view’s characters, marked at the table, and its injuries, points, ammunition and form stay in step both ways, whether they’re changed on the sheet, on the GM’s card or in an encounter. Without a table, the roller works exactly as it always has.</w:t>
+        <w:t xml:space="preserve">The GM can start a shared table from the GM view and give the players its code; each player joins from their character’s Adventure tab. While they’re connected, every roll from a sheet is rolled by the table server, so the whole table sees the same dice as they land, in a live log on the Adventure tab and on the GM view, along with who rolled, against what, and any telling hit. A point reroll answers its own roll, once. Each player’s character is shared with the GM too: it appears among the GM view’s characters, marked at the table, and its injuries, points, ammunition and form stay in step both ways, whether they’re changed on the sheet, on the GM’s card or in an encounter. The GM can remove a player from the table, and give the table a new code: everyone at it moves with it, and the old code stops working. Without a table, the roller works exactly as it always has.</w:t>
       </w:r>
     </w:p>
     <w:bookmarkEnd w:id="24"/>

--- a/legend-dynamics/site/the-shattered-crown/The_Shattered_Crown_GM_Guide.docx
+++ b/legend-dynamics/site/the-shattered-crown/The_Shattered_Crown_GM_Guide.docx
@@ -4013,7 +4013,7 @@
         <w:t xml:space="preserve"> </w:t>
       </w:r>
       <w:r>
-        <w:t xml:space="preserve">The GM can start a shared table from the GM view and give the players its code; each player joins from their character’s Adventure tab. While they’re connected, every roll from a sheet is rolled by the table server, so the whole table sees the same dice as they land, in a live log on the Adventure tab and on the GM view, along with who rolled, against what, and any telling hit. A point reroll answers its own roll, once. Each player’s character is shared with the GM too: it appears among the GM view’s characters, marked at the table, and its injuries, points, ammunition and form stay in step both ways, whether they’re changed on the sheet, on the GM’s card or in an encounter. The GM can remove a player from the table, and give the table a new code: everyone at it moves with it, and the old code stops working. Without a table, the roller works exactly as it always has.</w:t>
+        <w:t xml:space="preserve">The GM can start a shared table from the GM view and give the players its code; each player joins from their character’s Adventure tab. While they’re connected, every roll from a sheet is rolled by the table server, so the whole table sees the same dice as they land, in a live log on the Adventure tab and on the GM view, along with who rolled, against what, and any telling hit. A point reroll answers its own roll, once. Each player’s character is shared with the GM too: it appears among the GM view’s characters, marked at the table, and its injuries, points, ammunition and form stay in step both ways, whether they’re changed on the sheet, on the GM’s card or in an encounter. In a fight, each player’s Adventure tab shows the GM’s battle map and the encounter’s turn order and latest results; a player drags their own token, and on their turn sends the GM what they’ll do, which the GM puts into the Encounter panel and runs. The GM can remove a player from the table, and give the table a new code: everyone at it moves with it, and the old code stops working. Without a table, the roller works exactly as it always has.</w:t>
       </w:r>
     </w:p>
     <w:bookmarkEnd w:id="24"/>

--- a/legend-dynamics/site/the-shattered-crown/The_Shattered_Crown_GM_Guide.docx
+++ b/legend-dynamics/site/the-shattered-crown/The_Shattered_Crown_GM_Guide.docx
@@ -3753,16 +3753,178 @@
       </w:r>
     </w:p>
     <w:bookmarkEnd w:id="22"/>
-    <w:bookmarkStart w:id="25" w:name="the-gms-tools"/>
+    <w:bookmarkStart w:id="24" w:name="tales"/>
     <w:p>
       <w:pPr>
         <w:pStyle w:val="Heading1"/>
       </w:pPr>
       <w:r>
+        <w:t xml:space="preserve">Tales</w:t>
+      </w:r>
+    </w:p>
+    <w:p>
+      <w:pPr>
+        <w:pStyle w:val="FirstParagraph"/>
+      </w:pPr>
+      <w:r>
+        <w:t xml:space="preserve">Running investigations and recording what the heroes learn. The rules players use are in the</w:t>
+      </w:r>
+      <w:r>
+        <w:t xml:space="preserve"> </w:t>
+      </w:r>
+      <w:r>
+        <w:rPr>
+          <w:iCs/>
+          <w:i/>
+        </w:rPr>
+        <w:t xml:space="preserve">Tales</w:t>
+      </w:r>
+      <w:r>
+        <w:t xml:space="preserve"> </w:t>
+      </w:r>
+      <w:r>
+        <w:t xml:space="preserve">chapter of the Players’ Guide; here is the GM view’s Discovery panel, for clocks and tales.</w:t>
+      </w:r>
+    </w:p>
+    <w:bookmarkStart w:id="23" w:name="the-discovery-panel"/>
+    <w:p>
+      <w:pPr>
+        <w:pStyle w:val="Heading2"/>
+      </w:pPr>
+      <w:r>
+        <w:t xml:space="preserve">The Discovery panel</w:t>
+      </w:r>
+    </w:p>
+    <w:p>
+      <w:pPr>
+        <w:pStyle w:val="FirstParagraph"/>
+      </w:pPr>
+      <w:r>
+        <w:t xml:space="preserve">The GM view’s</w:t>
+      </w:r>
+      <w:r>
+        <w:t xml:space="preserve"> </w:t>
+      </w:r>
+      <w:r>
+        <w:rPr>
+          <w:bCs/>
+          <w:b/>
+        </w:rPr>
+        <w:t xml:space="preserve">Discovery</w:t>
+      </w:r>
+      <w:r>
+        <w:t xml:space="preserve"> </w:t>
+      </w:r>
+      <w:r>
+        <w:t xml:space="preserve">panel runs discovery clocks and the Doom they race. Start a clock with its segments per phase (or a plain progress clock for a repair or a task in the same race), and fill it as the investigation rolls succeed. It stops at the Identify gate until you name the subject; then it shows every tale the characters in the GM view already hold for it. The</w:t>
+      </w:r>
+      <w:r>
+        <w:t xml:space="preserve"> </w:t>
+      </w:r>
+      <w:r>
+        <w:rPr>
+          <w:bCs/>
+          <w:b/>
+        </w:rPr>
+        <w:t xml:space="preserve">Failed roll</w:t>
+      </w:r>
+      <w:r>
+        <w:t xml:space="preserve"> </w:t>
+      </w:r>
+      <w:r>
+        <w:t xml:space="preserve">and</w:t>
+      </w:r>
+      <w:r>
+        <w:t xml:space="preserve"> </w:t>
+      </w:r>
+      <w:r>
+        <w:rPr>
+          <w:bCs/>
+          <w:b/>
+        </w:rPr>
+        <w:t xml:space="preserve">Push</w:t>
+      </w:r>
+      <w:r>
+        <w:t xml:space="preserve"> </w:t>
+      </w:r>
+      <w:r>
+        <w:t xml:space="preserve">buttons tick the track for how they were digging, and a failed roll ticks the Doom too. When a clock fills,</w:t>
+      </w:r>
+      <w:r>
+        <w:t xml:space="preserve"> </w:t>
+      </w:r>
+      <w:r>
+        <w:rPr>
+          <w:bCs/>
+          <w:b/>
+        </w:rPr>
+        <w:t xml:space="preserve">Mint</w:t>
+      </w:r>
+      <w:r>
+        <w:t xml:space="preserve"> </w:t>
+      </w:r>
+      <w:r>
+        <w:t xml:space="preserve">gives the primary investigator the tale and everyone you tick as present a shared copy.</w:t>
+      </w:r>
+      <w:r>
+        <w:t xml:space="preserve"> </w:t>
+      </w:r>
+      <w:r>
+        <w:rPr>
+          <w:bCs/>
+          <w:b/>
+        </w:rPr>
+        <w:t xml:space="preserve">Record a finding without a clock</w:t>
+      </w:r>
+      <w:r>
+        <w:t xml:space="preserve"> </w:t>
+      </w:r>
+      <w:r>
+        <w:t xml:space="preserve">gives a tale for something established directly (seen or tested, a reliable account, a creature’s word with evidence behind it) to whoever you tick, and marks its price: the track or the Doom that source costs. Save all to file afterwards, so the players’ character files carry it. The Discord bot’s</w:t>
+      </w:r>
+      <w:r>
+        <w:t xml:space="preserve"> </w:t>
+      </w:r>
+      <w:r>
+        <w:rPr>
+          <w:rStyle w:val="VerbatimChar"/>
+        </w:rPr>
+        <w:t xml:space="preserve">/discovery</w:t>
+      </w:r>
+      <w:r>
+        <w:t xml:space="preserve"> </w:t>
+      </w:r>
+      <w:r>
+        <w:t xml:space="preserve">and</w:t>
+      </w:r>
+      <w:r>
+        <w:t xml:space="preserve"> </w:t>
+      </w:r>
+      <w:r>
+        <w:rPr>
+          <w:rStyle w:val="VerbatimChar"/>
+        </w:rPr>
+        <w:t xml:space="preserve">/cards</w:t>
+      </w:r>
+      <w:r>
+        <w:t xml:space="preserve"> </w:t>
+      </w:r>
+      <w:r>
+        <w:t xml:space="preserve">commands do the same at a table that plays online.</w:t>
+      </w:r>
+    </w:p>
+    <w:bookmarkEnd w:id="23"/>
+    <w:bookmarkEnd w:id="24"/>
+    <w:bookmarkStart w:id="27" w:name="the-gms-tools"/>
+    <w:p>
+      <w:pPr>
+        <w:pStyle w:val="Heading1"/>
+      </w:pPr>
+      <w:r>
         <w:t xml:space="preserve">The GM’s tools</w:t>
       </w:r>
     </w:p>
-    <w:bookmarkStart w:id="23" w:name="the-battle-map"/>
+    <w:bookmarkStart w:id="25" w:name="the-battle-map"/>
     <w:p>
       <w:pPr>
         <w:pStyle w:val="Heading2"/>
@@ -3948,8 +4110,8 @@
         <w:t xml:space="preserve">keeps both maps, their pictures and tokens in one file, to prepare a fight ahead of time or share it with another GM.</w:t>
       </w:r>
     </w:p>
-    <w:bookmarkEnd w:id="23"/>
-    <w:bookmarkStart w:id="24" w:name="the-encounter-panel"/>
+    <w:bookmarkEnd w:id="25"/>
+    <w:bookmarkStart w:id="26" w:name="the-encounter-panel"/>
     <w:p>
       <w:pPr>
         <w:pStyle w:val="Heading2"/>
@@ -4016,8 +4178,8 @@
         <w:t xml:space="preserve">The GM can start a shared table from the GM view and give the players its code; each player joins from their character’s Adventure tab. While they’re connected, every roll from a sheet is rolled by the table server, so the whole table sees the same dice as they land, in a live log on the Adventure tab and on the GM view, along with who rolled, against what, and any telling hit. A point reroll answers its own roll, once. Each player’s character is shared with the GM too: it appears among the GM view’s characters, marked at the table, and its injuries, points, ammunition and form stay in step both ways, whether they’re changed on the sheet, on the GM’s card or in an encounter. In a fight, each player’s Adventure tab shows the GM’s battle map and the encounter’s turn order and latest results; a player drags their own token, and on their turn sends the GM what they’ll do, which the GM puts into the Encounter panel and runs. The GM can remove a player from the table, and give the table a new code: everyone at it moves with it, and the old code stops working. Without a table, the roller works exactly as it always has.</w:t>
       </w:r>
     </w:p>
-    <w:bookmarkEnd w:id="24"/>
-    <w:bookmarkEnd w:id="25"/>
+    <w:bookmarkEnd w:id="26"/>
+    <w:bookmarkEnd w:id="27"/>
     <w:sectPr/>
   </w:body>
 </w:document>

--- a/legend-dynamics/site/the-shattered-crown/The_Shattered_Crown_GM_Guide.docx
+++ b/legend-dynamics/site/the-shattered-crown/The_Shattered_Crown_GM_Guide.docx
@@ -3753,7 +3753,7 @@
       </w:r>
     </w:p>
     <w:bookmarkEnd w:id="22"/>
-    <w:bookmarkStart w:id="24" w:name="tales"/>
+    <w:bookmarkStart w:id="25" w:name="tales"/>
     <w:p>
       <w:pPr>
         <w:pStyle w:val="Heading1"/>
@@ -3786,13 +3786,13 @@
         <w:t xml:space="preserve">chapter of the Players’ Guide; here is the GM view’s Discovery panel, for clocks and tales.</w:t>
       </w:r>
     </w:p>
-    <w:bookmarkStart w:id="23" w:name="the-discovery-panel"/>
+    <w:bookmarkStart w:id="23" w:name="making-tales"/>
     <w:p>
       <w:pPr>
         <w:pStyle w:val="Heading2"/>
       </w:pPr>
       <w:r>
-        <w:t xml:space="preserve">The Discovery panel</w:t>
+        <w:t xml:space="preserve">Making tales</w:t>
       </w:r>
     </w:p>
     <w:p>
@@ -3800,7 +3800,204 @@
         <w:pStyle w:val="FirstParagraph"/>
       </w:pPr>
       <w:r>
-        <w:t xml:space="preserve">The GM view’s</w:t>
+        <w:t xml:space="preserve">For the GM: when a tale is earned, and how to write one. A tale is a record of what the characters established, so writing it well matters more than how often you hand one out.</w:t>
+      </w:r>
+    </w:p>
+    <w:p>
+      <w:pPr>
+        <w:numPr>
+          <w:ilvl w:val="0"/>
+          <w:numId w:val="1001"/>
+        </w:numPr>
+        <w:pStyle w:val="Compact"/>
+      </w:pPr>
+      <w:r>
+        <w:rPr>
+          <w:bCs/>
+          <w:b/>
+        </w:rPr>
+        <w:t xml:space="preserve">Decide that something is established.</w:t>
+      </w:r>
+      <w:r>
+        <w:t xml:space="preserve"> </w:t>
+      </w:r>
+      <w:r>
+        <w:t xml:space="preserve">A tale is earned when a discovery clock fills, or when the characters see or test something themselves, hear it from a source you judge reliable, or are told it by the subject itself with evidence to back it up. A guess, however right, isn’t established, and neither is a rumor. Ask what supports their idea; when the answer is good, let them act on it, and give the tale once they’ve confirmed it.</w:t>
+      </w:r>
+    </w:p>
+    <w:p>
+      <w:pPr>
+        <w:numPr>
+          <w:ilvl w:val="0"/>
+          <w:numId w:val="1001"/>
+        </w:numPr>
+        <w:pStyle w:val="Compact"/>
+      </w:pPr>
+      <w:r>
+        <w:rPr>
+          <w:bCs/>
+          <w:b/>
+        </w:rPr>
+        <w:t xml:space="preserve">Write the finding narrowly.</w:t>
+      </w:r>
+      <w:r>
+        <w:t xml:space="preserve"> </w:t>
+      </w:r>
+      <w:r>
+        <w:t xml:space="preserve">One fact, in the words the characters would use, and no more than they found out:</w:t>
+      </w:r>
+      <w:r>
+        <w:t xml:space="preserve"> </w:t>
+      </w:r>
+      <w:r>
+        <w:t xml:space="preserve">“</w:t>
+      </w:r>
+      <w:r>
+        <w:t xml:space="preserve">bright light drove it back</w:t>
+      </w:r>
+      <w:r>
+        <w:t xml:space="preserve">”</w:t>
+      </w:r>
+      <w:r>
+        <w:t xml:space="preserve">, not</w:t>
+      </w:r>
+      <w:r>
+        <w:t xml:space="preserve"> </w:t>
+      </w:r>
+      <w:r>
+        <w:t xml:space="preserve">“</w:t>
+      </w:r>
+      <w:r>
+        <w:t xml:space="preserve">it fears light</w:t>
+      </w:r>
+      <w:r>
+        <w:t xml:space="preserve">”</w:t>
+      </w:r>
+      <w:r>
+        <w:t xml:space="preserve">. Two separate facts make two tales. Never write the subject’s whole truth onto a tale; later discoveries add more tales.</w:t>
+      </w:r>
+    </w:p>
+    <w:p>
+      <w:pPr>
+        <w:numPr>
+          <w:ilvl w:val="0"/>
+          <w:numId w:val="1001"/>
+        </w:numPr>
+        <w:pStyle w:val="Compact"/>
+      </w:pPr>
+      <w:r>
+        <w:rPr>
+          <w:bCs/>
+          <w:b/>
+        </w:rPr>
+        <w:t xml:space="preserve">Write its limits.</w:t>
+      </w:r>
+      <w:r>
+        <w:t xml:space="preserve"> </w:t>
+      </w:r>
+      <w:r>
+        <w:t xml:space="preserve">What the finding doesn’t show: how often it was seen, under what conditions, and what is still unknown. The limits are what keep the next investigation interesting.</w:t>
+      </w:r>
+    </w:p>
+    <w:p>
+      <w:pPr>
+        <w:numPr>
+          <w:ilvl w:val="0"/>
+          <w:numId w:val="1001"/>
+        </w:numPr>
+        <w:pStyle w:val="Compact"/>
+      </w:pPr>
+      <w:r>
+        <w:rPr>
+          <w:bCs/>
+          <w:b/>
+        </w:rPr>
+        <w:t xml:space="preserve">Note the evidence or source.</w:t>
+      </w:r>
+      <w:r>
+        <w:t xml:space="preserve"> </w:t>
+      </w:r>
+      <w:r>
+        <w:t xml:space="preserve">What they saw, tested, read or were told, and by whom. A source’s reputation doesn’t make it right: if it was only probably true, the limits say so.</w:t>
+      </w:r>
+    </w:p>
+    <w:p>
+      <w:pPr>
+        <w:numPr>
+          <w:ilvl w:val="0"/>
+          <w:numId w:val="1001"/>
+        </w:numPr>
+        <w:pStyle w:val="Compact"/>
+      </w:pPr>
+      <w:r>
+        <w:rPr>
+          <w:bCs/>
+          <w:b/>
+        </w:rPr>
+        <w:t xml:space="preserve">Charge the price.</w:t>
+      </w:r>
+      <w:r>
+        <w:t xml:space="preserve"> </w:t>
+      </w:r>
+      <w:r>
+        <w:t xml:space="preserve">A tale from a discovery clock costs nothing more: the scenes, failed rolls and pushes were its price. Any other source has its price (see</w:t>
+      </w:r>
+      <w:r>
+        <w:t xml:space="preserve"> </w:t>
+      </w:r>
+      <w:r>
+        <w:rPr>
+          <w:iCs/>
+          <w:i/>
+        </w:rPr>
+        <w:t xml:space="preserve">Earning a tale</w:t>
+      </w:r>
+      <w:r>
+        <w:t xml:space="preserve">): choose the one that fits how they learned it, and mark it.</w:t>
+      </w:r>
+    </w:p>
+    <w:p>
+      <w:pPr>
+        <w:numPr>
+          <w:ilvl w:val="0"/>
+          <w:numId w:val="1001"/>
+        </w:numPr>
+        <w:pStyle w:val="Compact"/>
+      </w:pPr>
+      <w:r>
+        <w:rPr>
+          <w:bCs/>
+          <w:b/>
+        </w:rPr>
+        <w:t xml:space="preserve">Choose the owner and the recipients.</w:t>
+      </w:r>
+      <w:r>
+        <w:t xml:space="preserve"> </w:t>
+      </w:r>
+      <w:r>
+        <w:t xml:space="preserve">Whoever did the finding owns the tale. Everyone who was there, or heard it from a reliable source, gets a shared copy.</w:t>
+      </w:r>
+    </w:p>
+    <w:p>
+      <w:pPr>
+        <w:numPr>
+          <w:ilvl w:val="0"/>
+          <w:numId w:val="1001"/>
+        </w:numPr>
+        <w:pStyle w:val="Compact"/>
+      </w:pPr>
+      <w:r>
+        <w:rPr>
+          <w:bCs/>
+          <w:b/>
+        </w:rPr>
+        <w:t xml:space="preserve">Record it.</w:t>
+      </w:r>
+      <w:r>
+        <w:t xml:space="preserve"> </w:t>
+      </w:r>
+      <w:r>
+        <w:t xml:space="preserve">In the GM view’s</w:t>
       </w:r>
       <w:r>
         <w:t xml:space="preserve"> </w:t>
@@ -3816,6 +4013,211 @@
         <w:t xml:space="preserve"> </w:t>
       </w:r>
       <w:r>
+        <w:t xml:space="preserve">panel:</w:t>
+      </w:r>
+      <w:r>
+        <w:t xml:space="preserve"> </w:t>
+      </w:r>
+      <w:r>
+        <w:rPr>
+          <w:bCs/>
+          <w:b/>
+        </w:rPr>
+        <w:t xml:space="preserve">Mint</w:t>
+      </w:r>
+      <w:r>
+        <w:t xml:space="preserve"> </w:t>
+      </w:r>
+      <w:r>
+        <w:t xml:space="preserve">a full clock’s tale, or use</w:t>
+      </w:r>
+      <w:r>
+        <w:t xml:space="preserve"> </w:t>
+      </w:r>
+      <w:r>
+        <w:rPr>
+          <w:bCs/>
+          <w:b/>
+        </w:rPr>
+        <w:t xml:space="preserve">Record a finding without a clock</w:t>
+      </w:r>
+      <w:r>
+        <w:t xml:space="preserve">, which marks the price for you. Then save everyone’s characters to file, so the players’ sheets carry it. A player can also write a tale on their own sheet, when you agree it’s been earned.</w:t>
+      </w:r>
+    </w:p>
+    <w:p>
+      <w:pPr>
+        <w:pStyle w:val="FirstParagraph"/>
+      </w:pPr>
+      <w:r>
+        <w:rPr>
+          <w:iCs/>
+          <w:i/>
+        </w:rPr>
+        <w:t xml:space="preserve">Example:</w:t>
+      </w:r>
+      <w:r>
+        <w:t xml:space="preserve"> </w:t>
+      </w:r>
+      <w:r>
+        <w:rPr>
+          <w:bCs/>
+          <w:b/>
+        </w:rPr>
+        <w:t xml:space="preserve">The Thing from the Deep.</w:t>
+      </w:r>
+      <w:r>
+        <w:t xml:space="preserve"> </w:t>
+      </w:r>
+      <w:r>
+        <w:t xml:space="preserve">Established:</w:t>
+      </w:r>
+      <w:r>
+        <w:t xml:space="preserve"> </w:t>
+      </w:r>
+      <w:r>
+        <w:rPr>
+          <w:iCs/>
+          <w:i/>
+        </w:rPr>
+        <w:t xml:space="preserve">It would not cross the line of salt at the temple door</w:t>
+      </w:r>
+      <w:r>
+        <w:t xml:space="preserve">. Limits:</w:t>
+      </w:r>
+      <w:r>
+        <w:t xml:space="preserve"> </w:t>
+      </w:r>
+      <w:r>
+        <w:rPr>
+          <w:iCs/>
+          <w:i/>
+        </w:rPr>
+        <w:t xml:space="preserve">One night, one door; not whether salt harms it</w:t>
+      </w:r>
+      <w:r>
+        <w:t xml:space="preserve">. Source: The old priest’s telling, borne out by the tracks that stop at the salt (a trusted telling). Cost: Debt +1 (the priest’s price).</w:t>
+      </w:r>
+    </w:p>
+    <w:p>
+      <w:pPr>
+        <w:numPr>
+          <w:ilvl w:val="0"/>
+          <w:numId w:val="1002"/>
+        </w:numPr>
+        <w:pStyle w:val="Compact"/>
+      </w:pPr>
+      <w:r>
+        <w:rPr>
+          <w:bCs/>
+          <w:b/>
+        </w:rPr>
+        <w:t xml:space="preserve">When a later finding disagrees.</w:t>
+      </w:r>
+      <w:r>
+        <w:t xml:space="preserve"> </w:t>
+      </w:r>
+      <w:r>
+        <w:t xml:space="preserve">Write a new tale that says what they now know; the old one stays on the sheet as what they believed then, and the new one’s limits can say so.</w:t>
+      </w:r>
+    </w:p>
+    <w:p>
+      <w:pPr>
+        <w:numPr>
+          <w:ilvl w:val="0"/>
+          <w:numId w:val="1002"/>
+        </w:numPr>
+        <w:pStyle w:val="Compact"/>
+      </w:pPr>
+      <w:r>
+        <w:rPr>
+          <w:bCs/>
+          <w:b/>
+        </w:rPr>
+        <w:t xml:space="preserve">A tale is never proof of identity.</w:t>
+      </w:r>
+      <w:r>
+        <w:t xml:space="preserve"> </w:t>
+      </w:r>
+      <w:r>
+        <w:t xml:space="preserve">Holding a tale about one subject doesn’t prove that the thing in front of them is that subject: the Identify phase does.</w:t>
+      </w:r>
+    </w:p>
+    <w:p>
+      <w:pPr>
+        <w:numPr>
+          <w:ilvl w:val="0"/>
+          <w:numId w:val="1002"/>
+        </w:numPr>
+        <w:pStyle w:val="Compact"/>
+      </w:pPr>
+      <w:r>
+        <w:rPr>
+          <w:bCs/>
+          <w:b/>
+        </w:rPr>
+        <w:t xml:space="preserve">Weaknesses work anyway.</w:t>
+      </w:r>
+      <w:r>
+        <w:t xml:space="preserve"> </w:t>
+      </w:r>
+      <w:r>
+        <w:t xml:space="preserve">Don’t hold back a real weakness because no one holds the tale: if they try it, it works.</w:t>
+      </w:r>
+    </w:p>
+    <w:p>
+      <w:pPr>
+        <w:numPr>
+          <w:ilvl w:val="0"/>
+          <w:numId w:val="1002"/>
+        </w:numPr>
+        <w:pStyle w:val="Compact"/>
+      </w:pPr>
+      <w:r>
+        <w:rPr>
+          <w:bCs/>
+          <w:b/>
+        </w:rPr>
+        <w:t xml:space="preserve">Untold Tales.</w:t>
+      </w:r>
+      <w:r>
+        <w:t xml:space="preserve"> </w:t>
+      </w:r>
+      <w:r>
+        <w:t xml:space="preserve">Agree each starting tale with its player before play: it must come from the character’s role or ancestry, be narrow, and be a real secret: something that isn’t in common books or lore. Make sure it fits what you know to be true, adjust it if it doesn’t, and keep a note of it.</w:t>
+      </w:r>
+    </w:p>
+    <w:bookmarkEnd w:id="23"/>
+    <w:bookmarkStart w:id="24" w:name="the-discovery-panel"/>
+    <w:p>
+      <w:pPr>
+        <w:pStyle w:val="Heading2"/>
+      </w:pPr>
+      <w:r>
+        <w:t xml:space="preserve">The Discovery panel</w:t>
+      </w:r>
+    </w:p>
+    <w:p>
+      <w:pPr>
+        <w:pStyle w:val="FirstParagraph"/>
+      </w:pPr>
+      <w:r>
+        <w:t xml:space="preserve">The GM view’s</w:t>
+      </w:r>
+      <w:r>
+        <w:t xml:space="preserve"> </w:t>
+      </w:r>
+      <w:r>
+        <w:rPr>
+          <w:bCs/>
+          <w:b/>
+        </w:rPr>
+        <w:t xml:space="preserve">Discovery</w:t>
+      </w:r>
+      <w:r>
+        <w:t xml:space="preserve"> </w:t>
+      </w:r>
+      <w:r>
         <w:t xml:space="preserve">panel runs discovery clocks and the Doom they race. Start a clock with its segments per phase (or a plain progress clock for a repair or a task in the same race), and fill it as the investigation rolls succeed. It stops at the Identify gate until you name the subject; then it shows every tale the characters in the GM view already hold for it. The</w:t>
       </w:r>
       <w:r>
@@ -3913,9 +4315,9 @@
         <w:t xml:space="preserve">commands do the same at a table that plays online.</w:t>
       </w:r>
     </w:p>
-    <w:bookmarkEnd w:id="23"/>
     <w:bookmarkEnd w:id="24"/>
-    <w:bookmarkStart w:id="27" w:name="the-gms-tools"/>
+    <w:bookmarkEnd w:id="25"/>
+    <w:bookmarkStart w:id="28" w:name="the-gms-tools"/>
     <w:p>
       <w:pPr>
         <w:pStyle w:val="Heading1"/>
@@ -3924,7 +4326,7 @@
         <w:t xml:space="preserve">The GM’s tools</w:t>
       </w:r>
     </w:p>
-    <w:bookmarkStart w:id="25" w:name="the-battle-map"/>
+    <w:bookmarkStart w:id="26" w:name="the-battle-map"/>
     <w:p>
       <w:pPr>
         <w:pStyle w:val="Heading2"/>
@@ -4005,7 +4407,7 @@
       <w:pPr>
         <w:numPr>
           <w:ilvl w:val="0"/>
-          <w:numId w:val="1001"/>
+          <w:numId w:val="1003"/>
         </w:numPr>
         <w:pStyle w:val="Compact"/>
       </w:pPr>
@@ -4040,7 +4442,7 @@
       <w:pPr>
         <w:numPr>
           <w:ilvl w:val="0"/>
-          <w:numId w:val="1001"/>
+          <w:numId w:val="1003"/>
         </w:numPr>
         <w:pStyle w:val="Compact"/>
       </w:pPr>
@@ -4110,8 +4512,8 @@
         <w:t xml:space="preserve">keeps both maps, their pictures and tokens in one file, to prepare a fight ahead of time or share it with another GM.</w:t>
       </w:r>
     </w:p>
-    <w:bookmarkEnd w:id="25"/>
-    <w:bookmarkStart w:id="26" w:name="the-encounter-panel"/>
+    <w:bookmarkEnd w:id="26"/>
+    <w:bookmarkStart w:id="27" w:name="the-encounter-panel"/>
     <w:p>
       <w:pPr>
         <w:pStyle w:val="Heading2"/>
@@ -4178,8 +4580,8 @@
         <w:t xml:space="preserve">The GM can start a shared table from the GM view and give the players its code; each player joins from their character’s Adventure tab. While they’re connected, every roll from a sheet is rolled by the table server, so the whole table sees the same dice as they land, in a live log on the Adventure tab and on the GM view, along with who rolled, against what, and any telling hit. A point reroll answers its own roll, once. Each player’s character is shared with the GM too: it appears among the GM view’s characters, marked at the table, and its injuries, points, ammunition and form stay in step both ways, whether they’re changed on the sheet, on the GM’s card or in an encounter. In a fight, each player’s Adventure tab shows the GM’s battle map and the encounter’s turn order and latest results; a player drags their own token, and on their turn sends the GM what they’ll do, which the GM puts into the Encounter panel and runs. The GM can remove a player from the table, and give the table a new code: everyone at it moves with it, and the old code stops working. Without a table, the roller works exactly as it always has.</w:t>
       </w:r>
     </w:p>
-    <w:bookmarkEnd w:id="26"/>
     <w:bookmarkEnd w:id="27"/>
+    <w:bookmarkEnd w:id="28"/>
     <w:sectPr/>
   </w:body>
 </w:document>
@@ -4286,6 +4688,91 @@
       </w:pPr>
     </w:lvl>
   </w:abstractNum>
+  <w:abstractNum w:abstractNumId="99411">
+    <w:nsid w:val="A99411"/>
+    <w:multiLevelType w:val="multilevel"/>
+    <w:lvl w:ilvl="0">
+      <w:start w:val="1"/>
+      <w:numFmt w:val="decimal"/>
+      <w:lvlText w:val="%1."/>
+      <w:lvlJc w:val="left"/>
+      <w:pPr>
+        <w:ind w:left="720" w:hanging="480"/>
+      </w:pPr>
+    </w:lvl>
+    <w:lvl w:ilvl="1">
+      <w:start w:val="1"/>
+      <w:numFmt w:val="decimal"/>
+      <w:lvlText w:val="%2."/>
+      <w:lvlJc w:val="left"/>
+      <w:pPr>
+        <w:ind w:left="1440" w:hanging="480"/>
+      </w:pPr>
+    </w:lvl>
+    <w:lvl w:ilvl="2">
+      <w:start w:val="1"/>
+      <w:numFmt w:val="decimal"/>
+      <w:lvlText w:val="%3."/>
+      <w:lvlJc w:val="left"/>
+      <w:pPr>
+        <w:ind w:left="2160" w:hanging="480"/>
+      </w:pPr>
+    </w:lvl>
+    <w:lvl w:ilvl="3">
+      <w:start w:val="1"/>
+      <w:numFmt w:val="decimal"/>
+      <w:lvlText w:val="%4."/>
+      <w:lvlJc w:val="left"/>
+      <w:pPr>
+        <w:ind w:left="2880" w:hanging="480"/>
+      </w:pPr>
+    </w:lvl>
+    <w:lvl w:ilvl="4">
+      <w:start w:val="1"/>
+      <w:numFmt w:val="decimal"/>
+      <w:lvlText w:val="%5."/>
+      <w:lvlJc w:val="left"/>
+      <w:pPr>
+        <w:ind w:left="3600" w:hanging="480"/>
+      </w:pPr>
+    </w:lvl>
+    <w:lvl w:ilvl="5">
+      <w:start w:val="1"/>
+      <w:numFmt w:val="decimal"/>
+      <w:lvlText w:val="%6."/>
+      <w:lvlJc w:val="left"/>
+      <w:pPr>
+        <w:ind w:left="4320" w:hanging="480"/>
+      </w:pPr>
+    </w:lvl>
+    <w:lvl w:ilvl="6">
+      <w:start w:val="1"/>
+      <w:numFmt w:val="decimal"/>
+      <w:lvlText w:val="%7."/>
+      <w:lvlJc w:val="left"/>
+      <w:pPr>
+        <w:ind w:left="5040" w:hanging="480"/>
+      </w:pPr>
+    </w:lvl>
+    <w:lvl w:ilvl="7">
+      <w:start w:val="1"/>
+      <w:numFmt w:val="decimal"/>
+      <w:lvlText w:val="%8."/>
+      <w:lvlJc w:val="left"/>
+      <w:pPr>
+        <w:ind w:left="5760" w:hanging="480"/>
+      </w:pPr>
+    </w:lvl>
+    <w:lvl w:ilvl="8">
+      <w:start w:val="1"/>
+      <w:numFmt w:val="decimal"/>
+      <w:lvlText w:val="%9."/>
+      <w:lvlJc w:val="left"/>
+      <w:pPr>
+        <w:ind w:left="6480" w:hanging="480"/>
+      </w:pPr>
+    </w:lvl>
+  </w:abstractNum>
   <w:abstractNum w:abstractNumId="991">
     <w:nsid w:val="A991"/>
     <w:multiLevelType w:val="multilevel"/>
@@ -4366,6 +4853,39 @@
     <w:abstractNumId w:val="990"/>
   </w:num>
   <w:num w:numId="1001">
+    <w:abstractNumId w:val="99411"/>
+    <w:lvlOverride w:ilvl="0">
+      <w:startOverride w:val="1"/>
+    </w:lvlOverride>
+    <w:lvlOverride w:ilvl="1">
+      <w:startOverride w:val="1"/>
+    </w:lvlOverride>
+    <w:lvlOverride w:ilvl="2">
+      <w:startOverride w:val="1"/>
+    </w:lvlOverride>
+    <w:lvlOverride w:ilvl="3">
+      <w:startOverride w:val="1"/>
+    </w:lvlOverride>
+    <w:lvlOverride w:ilvl="4">
+      <w:startOverride w:val="1"/>
+    </w:lvlOverride>
+    <w:lvlOverride w:ilvl="5">
+      <w:startOverride w:val="1"/>
+    </w:lvlOverride>
+    <w:lvlOverride w:ilvl="6">
+      <w:startOverride w:val="1"/>
+    </w:lvlOverride>
+    <w:lvlOverride w:ilvl="7">
+      <w:startOverride w:val="1"/>
+    </w:lvlOverride>
+    <w:lvlOverride w:ilvl="8">
+      <w:startOverride w:val="1"/>
+    </w:lvlOverride>
+  </w:num>
+  <w:num w:numId="1002">
+    <w:abstractNumId w:val="991"/>
+  </w:num>
+  <w:num w:numId="1003">
     <w:abstractNumId w:val="991"/>
   </w:num>
 </w:numbering>

--- a/legend-dynamics/site/the-shattered-crown/The_Shattered_Crown_GM_Guide.docx
+++ b/legend-dynamics/site/the-shattered-crown/The_Shattered_Crown_GM_Guide.docx
@@ -3728,7 +3728,7 @@
               <w:rPr>
                 <w:sz w:val="19"/>
               </w:rPr>
-              <w:t xml:space="preserve">Once per scene, everyone who sees it rolls Will or flees in terror.</w:t>
+              <w:t xml:space="preserve">Once per scene, everyone who sees it rolls Will or is Frightened.</w:t>
             </w:r>
           </w:p>
         </w:tc>
@@ -4435,7 +4435,7 @@
         <w:t xml:space="preserve">range band</w:t>
       </w:r>
       <w:r>
-        <w:t xml:space="preserve">, so the GM can read the penalty from the Range table in the Players’ Guide.</w:t>
+        <w:t xml:space="preserve">, so the GM can read the penalty from the Range table in the Players’ Guide. A token can have a height (a flier, a sniper on a roof), and the distance counts it.</w:t>
       </w:r>
     </w:p>
     <w:p>

--- a/legend-dynamics/site/the-shattered-crown/The_Shattered_Crown_GM_Guide.docx
+++ b/legend-dynamics/site/the-shattered-crown/The_Shattered_Crown_GM_Guide.docx
@@ -115,7 +115,7 @@
         <w:pStyle w:val="FirstParagraph"/>
       </w:pPr>
       <w:r>
-        <w:t xml:space="preserve">This book is for whoever runs the game. It gathers what the GM reaches for at the table: venture seeds, the threats with their numbers, and how to use the GM view’s battle map and Encounter panel. The rules themselves are in the</w:t>
+        <w:t xml:space="preserve">This book is for whoever runs the game. It opens with a first adventure, ready to run, and gathers what the GM reaches for at the table: venture seeds, the threats with their numbers, and how to use the GM view’s battle map and Encounter panel. The rules themselves are in the</w:t>
       </w:r>
       <w:r>
         <w:t xml:space="preserve"> </w:t>
@@ -131,16 +131,608 @@
         <w:t xml:space="preserve">; this book builds on them.</w:t>
       </w:r>
     </w:p>
-    <w:bookmarkStart w:id="21" w:name="running-ventures"/>
+    <w:bookmarkStart w:id="21" w:name="your-first-venture"/>
     <w:p>
       <w:pPr>
         <w:pStyle w:val="Heading1"/>
       </w:pPr>
       <w:r>
+        <w:t xml:space="preserve">Your first venture</w:t>
+      </w:r>
+    </w:p>
+    <w:p>
+      <w:pPr>
+        <w:pStyle w:val="FirstParagraph"/>
+      </w:pPr>
+      <w:r>
+        <w:t xml:space="preserve">A ready-to-run venture to start a campaign with. Everything it needs is here, and the pregenerated characters in the creator are written into it.</w:t>
+      </w:r>
+    </w:p>
+    <w:bookmarkStart w:id="20" w:name="the-first-venture-the-thirsting-well"/>
+    <w:p>
+      <w:pPr>
+        <w:pStyle w:val="Heading2"/>
+      </w:pPr>
+      <w:r>
+        <w:t xml:space="preserve">The first venture: The Thirsting Well</w:t>
+      </w:r>
+    </w:p>
+    <w:p>
+      <w:pPr>
+        <w:pStyle w:val="FirstParagraph"/>
+      </w:pPr>
+      <w:r>
+        <w:t xml:space="preserve">A starter venture for three to seven, for one or two sessions. A tomb in the Burning Sands, a merchant princess’s gold, a dying god’s last well, and something old waking under it. It shows off the desert road and Hunger, the Doom track and a tale, sorcery and its corruption, and a hard choice at the end. It’s written for the seven pregenerated characters, and works with any.</w:t>
+      </w:r>
+    </w:p>
+    <w:p>
+      <w:pPr>
+        <w:pStyle w:val="BodyText"/>
+      </w:pPr>
+      <w:r>
+        <w:rPr>
+          <w:bCs/>
+          <w:b/>
+        </w:rPr>
+        <w:t xml:space="preserve">The hook.</w:t>
+      </w:r>
+      <w:r>
+        <w:t xml:space="preserve"> </w:t>
+      </w:r>
+      <w:r>
+        <w:t xml:space="preserve">In the caravan city of Qasreth, the merchant princess</w:t>
+      </w:r>
+      <w:r>
+        <w:t xml:space="preserve"> </w:t>
+      </w:r>
+      <w:r>
+        <w:rPr>
+          <w:bCs/>
+          <w:b/>
+        </w:rPr>
+        <w:t xml:space="preserve">Ysolde Varr</w:t>
+      </w:r>
+      <w:r>
+        <w:t xml:space="preserve"> </w:t>
+      </w:r>
+      <w:r>
+        <w:t xml:space="preserve">is hiring: there’s a serpent-king tomb under the oasis of Ain Haddu, three days into the sands, and she’ll pay 200 gold crowns a head to anyone who brings her its treasure. Everyone in Qasreth knows the oasis is drying up. Give each of them a reason of their own:</w:t>
+      </w:r>
+    </w:p>
+    <w:p>
+      <w:pPr>
+        <w:numPr>
+          <w:ilvl w:val="0"/>
+          <w:numId w:val="1001"/>
+        </w:numPr>
+        <w:pStyle w:val="Compact"/>
+      </w:pPr>
+      <w:r>
+        <w:rPr>
+          <w:bCs/>
+          <w:b/>
+        </w:rPr>
+        <w:t xml:space="preserve">Oren Sael</w:t>
+      </w:r>
+      <w:r>
+        <w:t xml:space="preserve">: Ain Haddu is the last well of Haddu, his god. The water has been going down for a month, and the flame at his shrine with it.</w:t>
+      </w:r>
+    </w:p>
+    <w:p>
+      <w:pPr>
+        <w:numPr>
+          <w:ilvl w:val="0"/>
+          <w:numId w:val="1001"/>
+        </w:numPr>
+        <w:pStyle w:val="Compact"/>
+      </w:pPr>
+      <w:r>
+        <w:rPr>
+          <w:bCs/>
+          <w:b/>
+        </w:rPr>
+        <w:t xml:space="preserve">Ithrann</w:t>
+      </w:r>
+      <w:r>
+        <w:t xml:space="preserve">: the tomb is Ssa’kethi. The drowned temple’s lost library could be inside.</w:t>
+      </w:r>
+    </w:p>
+    <w:p>
+      <w:pPr>
+        <w:numPr>
+          <w:ilvl w:val="0"/>
+          <w:numId w:val="1001"/>
+        </w:numPr>
+        <w:pStyle w:val="Compact"/>
+      </w:pPr>
+      <w:r>
+        <w:rPr>
+          <w:bCs/>
+          <w:b/>
+        </w:rPr>
+        <w:t xml:space="preserve">Vessa Thorn</w:t>
+      </w:r>
+      <w:r>
+        <w:t xml:space="preserve">: the tomb’s upper door is sealed sixty feet up a sheer wall, and she’s the only one who can reach it.</w:t>
+      </w:r>
+    </w:p>
+    <w:p>
+      <w:pPr>
+        <w:numPr>
+          <w:ilvl w:val="0"/>
+          <w:numId w:val="1001"/>
+        </w:numPr>
+        <w:pStyle w:val="Compact"/>
+      </w:pPr>
+      <w:r>
+        <w:rPr>
+          <w:bCs/>
+          <w:b/>
+        </w:rPr>
+        <w:t xml:space="preserve">Gorrum Ironjaw</w:t>
+      </w:r>
+      <w:r>
+        <w:t xml:space="preserve">: Ysolde hired the Iron Company to guard the dig, and Gorrum’s squad drew the job.</w:t>
+      </w:r>
+    </w:p>
+    <w:p>
+      <w:pPr>
+        <w:numPr>
+          <w:ilvl w:val="0"/>
+          <w:numId w:val="1001"/>
+        </w:numPr>
+        <w:pStyle w:val="Compact"/>
+      </w:pPr>
+      <w:r>
+        <w:rPr>
+          <w:bCs/>
+          <w:b/>
+        </w:rPr>
+        <w:t xml:space="preserve">Mira Saltwind</w:t>
+      </w:r>
+      <w:r>
+        <w:t xml:space="preserve">: Ysolde holds her crew’s debts. Bring back the gold, and they’re paid.</w:t>
+      </w:r>
+    </w:p>
+    <w:p>
+      <w:pPr>
+        <w:numPr>
+          <w:ilvl w:val="0"/>
+          <w:numId w:val="1001"/>
+        </w:numPr>
+        <w:pStyle w:val="Compact"/>
+      </w:pPr>
+      <w:r>
+        <w:rPr>
+          <w:bCs/>
+          <w:b/>
+        </w:rPr>
+        <w:t xml:space="preserve">Nyx</w:t>
+      </w:r>
+      <w:r>
+        <w:t xml:space="preserve">: the oasis tribes are sick, and a hedge-witch can sell cures to people who can’t go anywhere else.</w:t>
+      </w:r>
+    </w:p>
+    <w:p>
+      <w:pPr>
+        <w:numPr>
+          <w:ilvl w:val="0"/>
+          <w:numId w:val="1001"/>
+        </w:numPr>
+        <w:pStyle w:val="Compact"/>
+      </w:pPr>
+      <w:r>
+        <w:rPr>
+          <w:bCs/>
+          <w:b/>
+        </w:rPr>
+        <w:t xml:space="preserve">Cinder</w:t>
+      </w:r>
+      <w:r>
+        <w:t xml:space="preserve">: the Ash Guild has sent someone after the same tomb. Cinder knows the style.</w:t>
+      </w:r>
+    </w:p>
+    <w:p>
+      <w:pPr>
+        <w:pStyle w:val="FirstParagraph"/>
+      </w:pPr>
+      <w:r>
+        <w:rPr>
+          <w:bCs/>
+          <w:b/>
+        </w:rPr>
+        <w:t xml:space="preserve">What’s really happening.</w:t>
+      </w:r>
+      <w:r>
+        <w:t xml:space="preserve"> </w:t>
+      </w:r>
+      <w:r>
+        <w:t xml:space="preserve">Under Ain Haddu sleeps</w:t>
+      </w:r>
+      <w:r>
+        <w:t xml:space="preserve"> </w:t>
+      </w:r>
+      <w:r>
+        <w:rPr>
+          <w:bCs/>
+          <w:b/>
+        </w:rPr>
+        <w:t xml:space="preserve">Ssethra</w:t>
+      </w:r>
+      <w:r>
+        <w:t xml:space="preserve">, a serpent-priest of the old kings, bound there when the serpent kings fell. A month ago, grave robbers broke the outer seal, and Ssethra began to wake. It’s drinking the oasis dry from below, and every day it drinks, it grows stronger. When the well runs dry, Ssethra wakes fully, the tomb-dead rise with it, and Haddu dies. Ysolde Varr knows the tomb is guarded by something; she hasn’t said so.</w:t>
+      </w:r>
+    </w:p>
+    <w:p>
+      <w:pPr>
+        <w:pStyle w:val="BodyText"/>
+      </w:pPr>
+      <w:r>
+        <w:rPr>
+          <w:bCs/>
+          <w:b/>
+        </w:rPr>
+        <w:t xml:space="preserve">1. Qasreth.</w:t>
+      </w:r>
+      <w:r>
+        <w:t xml:space="preserve"> </w:t>
+      </w:r>
+      <w:r>
+        <w:t xml:space="preserve">Ysolde receives them on her barge, under silk awnings. She pays half in advance. A Read People roll sees she’s afraid of the tomb, not of the competition. Her captain, a</w:t>
+      </w:r>
+      <w:r>
+        <w:t xml:space="preserve"> </w:t>
+      </w:r>
+      <w:r>
+        <w:rPr>
+          <w:bCs/>
+          <w:b/>
+        </w:rPr>
+        <w:t xml:space="preserve">Sellsword captain</w:t>
+      </w:r>
+      <w:r>
+        <w:t xml:space="preserve"> </w:t>
+      </w:r>
+      <w:r>
+        <w:t xml:space="preserve">named Dask, is coming too, and Dask has his own orders.</w:t>
+      </w:r>
+    </w:p>
+    <w:p>
+      <w:pPr>
+        <w:pStyle w:val="BodyText"/>
+      </w:pPr>
+      <w:r>
+        <w:rPr>
+          <w:bCs/>
+          <w:b/>
+        </w:rPr>
+        <w:t xml:space="preserve">2. The road.</w:t>
+      </w:r>
+      <w:r>
+        <w:t xml:space="preserve"> </w:t>
+      </w:r>
+      <w:r>
+        <w:t xml:space="preserve">Three days across the Burning Sands. Each day, someone rolls Survival; on a failure, Hunger marks a box (short rations, a bad well, a sandstorm). On the second night, a</w:t>
+      </w:r>
+      <w:r>
+        <w:t xml:space="preserve"> </w:t>
+      </w:r>
+      <w:r>
+        <w:rPr>
+          <w:bCs/>
+          <w:b/>
+        </w:rPr>
+        <w:t xml:space="preserve">Cultist</w:t>
+      </w:r>
+      <w:r>
+        <w:t xml:space="preserve"> </w:t>
+      </w:r>
+      <w:r>
+        <w:t xml:space="preserve">band of the Burning God tries to take Ithrann and Nyx: sorcerers, they say, and the tomb should be burned with them inside. This fight can be short; it’s a chance to learn the rules.</w:t>
+      </w:r>
+    </w:p>
+    <w:p>
+      <w:pPr>
+        <w:pStyle w:val="BodyText"/>
+      </w:pPr>
+      <w:r>
+        <w:rPr>
+          <w:bCs/>
+          <w:b/>
+        </w:rPr>
+        <w:t xml:space="preserve">3. Ain Haddu.</w:t>
+      </w:r>
+      <w:r>
+        <w:t xml:space="preserve"> </w:t>
+      </w:r>
+      <w:r>
+        <w:t xml:space="preserve">A few palms, a shrinking pool, a tribe of herders who won’t go near the water after dark, and Oren’s god’s shrine, its flame almost out. The herders say the water hisses at night. Their dead have been missing from the graves.</w:t>
+      </w:r>
+    </w:p>
+    <w:p>
+      <w:pPr>
+        <w:pStyle w:val="BodyText"/>
+      </w:pPr>
+      <w:r>
+        <w:rPr>
+          <w:bCs/>
+          <w:b/>
+        </w:rPr>
+        <w:t xml:space="preserve">4. Into the tomb.</w:t>
+      </w:r>
+      <w:r>
+        <w:t xml:space="preserve"> </w:t>
+      </w:r>
+      <w:r>
+        <w:t xml:space="preserve">The upper door, for whoever can climb to it; or the lower one, broken open by the grave robbers, whose bodies are just inside. Start a</w:t>
+      </w:r>
+      <w:r>
+        <w:t xml:space="preserve"> </w:t>
+      </w:r>
+      <w:r>
+        <w:rPr>
+          <w:bCs/>
+          <w:b/>
+        </w:rPr>
+        <w:t xml:space="preserve">tale</w:t>
+      </w:r>
+      <w:r>
+        <w:t xml:space="preserve"> </w:t>
+      </w:r>
+      <w:r>
+        <w:t xml:space="preserve">about the thing in the tomb (</w:t>
+      </w:r>
+      <w:r>
+        <w:rPr>
+          <w:iCs/>
+          <w:i/>
+        </w:rPr>
+        <w:t xml:space="preserve">Tales</w:t>
+      </w:r>
+      <w:r>
+        <w:t xml:space="preserve">, in the Players’ Guide), with</w:t>
+      </w:r>
+      <w:r>
+        <w:t xml:space="preserve"> </w:t>
+      </w:r>
+      <w:r>
+        <w:rPr>
+          <w:bCs/>
+          <w:b/>
+        </w:rPr>
+        <w:t xml:space="preserve">Doom</w:t>
+      </w:r>
+      <w:r>
+        <w:t xml:space="preserve"> </w:t>
+      </w:r>
+      <w:r>
+        <w:t xml:space="preserve">ticking as they dig: it learns their names. The clues, and who finds them best:</w:t>
+      </w:r>
+    </w:p>
+    <w:p>
+      <w:pPr>
+        <w:numPr>
+          <w:ilvl w:val="0"/>
+          <w:numId w:val="1002"/>
+        </w:numPr>
+        <w:pStyle w:val="Compact"/>
+      </w:pPr>
+      <w:r>
+        <w:rPr>
+          <w:bCs/>
+          <w:b/>
+        </w:rPr>
+        <w:t xml:space="preserve">The carvings</w:t>
+      </w:r>
+      <w:r>
+        <w:t xml:space="preserve"> </w:t>
+      </w:r>
+      <w:r>
+        <w:t xml:space="preserve">(Lore, or Ithrann reading Ssa’kethi): the priest was bound by its true name, carved over the sealed chamber and chiseled off by the grave robbers.</w:t>
+      </w:r>
+    </w:p>
+    <w:p>
+      <w:pPr>
+        <w:numPr>
+          <w:ilvl w:val="0"/>
+          <w:numId w:val="1002"/>
+        </w:numPr>
+        <w:pStyle w:val="Compact"/>
+      </w:pPr>
+      <w:r>
+        <w:rPr>
+          <w:bCs/>
+          <w:b/>
+        </w:rPr>
+        <w:t xml:space="preserve">The grave robbers’ bodies</w:t>
+      </w:r>
+      <w:r>
+        <w:t xml:space="preserve"> </w:t>
+      </w:r>
+      <w:r>
+        <w:t xml:space="preserve">(Healing, Investigation): bitten, poisoned, and dry as old leather. Not a drop of blood in them.</w:t>
+      </w:r>
+    </w:p>
+    <w:p>
+      <w:pPr>
+        <w:numPr>
+          <w:ilvl w:val="0"/>
+          <w:numId w:val="1002"/>
+        </w:numPr>
+        <w:pStyle w:val="Compact"/>
+      </w:pPr>
+      <w:r>
+        <w:rPr>
+          <w:bCs/>
+          <w:b/>
+        </w:rPr>
+        <w:t xml:space="preserve">The water</w:t>
+      </w:r>
+      <w:r>
+        <w:t xml:space="preserve"> </w:t>
+      </w:r>
+      <w:r>
+        <w:t xml:space="preserve">(Survival, or Oren’s faith): the pool drains through a crack into the tomb. Haddu’s water still carries the god, and the thing drinking it flinches from the god in it.</w:t>
+      </w:r>
+    </w:p>
+    <w:p>
+      <w:pPr>
+        <w:numPr>
+          <w:ilvl w:val="0"/>
+          <w:numId w:val="1002"/>
+        </w:numPr>
+        <w:pStyle w:val="Compact"/>
+      </w:pPr>
+      <w:r>
+        <w:rPr>
+          <w:bCs/>
+          <w:b/>
+        </w:rPr>
+        <w:t xml:space="preserve">The library</w:t>
+      </w:r>
+      <w:r>
+        <w:t xml:space="preserve"> </w:t>
+      </w:r>
+      <w:r>
+        <w:t xml:space="preserve">(Lore): the Ssa’kethi scrolls, intact in a dry room. Among them, the priest’s name, in a list of the bound.</w:t>
+      </w:r>
+    </w:p>
+    <w:p>
+      <w:pPr>
+        <w:pStyle w:val="FirstParagraph"/>
+      </w:pPr>
+      <w:r>
+        <w:t xml:space="preserve">When the tale’s Identify phase is done, they know what it is: a</w:t>
+      </w:r>
+      <w:r>
+        <w:t xml:space="preserve"> </w:t>
+      </w:r>
+      <w:r>
+        <w:rPr>
+          <w:bCs/>
+          <w:b/>
+        </w:rPr>
+        <w:t xml:space="preserve">serpent-priest</w:t>
+      </w:r>
+      <w:r>
+        <w:t xml:space="preserve">. Filling the clock earns the tale that says how it’s beaten: speak its true name, or bind it with Haddu’s water.</w:t>
+      </w:r>
+    </w:p>
+    <w:p>
+      <w:pPr>
+        <w:pStyle w:val="BodyText"/>
+      </w:pPr>
+      <w:r>
+        <w:rPr>
+          <w:bCs/>
+          <w:b/>
+        </w:rPr>
+        <w:t xml:space="preserve">5. The hall of kings.</w:t>
+      </w:r>
+      <w:r>
+        <w:t xml:space="preserve"> </w:t>
+      </w:r>
+      <w:r>
+        <w:t xml:space="preserve">The tomb-dead rise from their niches, two of them and one more for each box of Doom:</w:t>
+      </w:r>
+      <w:r>
+        <w:t xml:space="preserve"> </w:t>
+      </w:r>
+      <w:r>
+        <w:rPr>
+          <w:bCs/>
+          <w:b/>
+        </w:rPr>
+        <w:t xml:space="preserve">Ghouls or tomb-dead</w:t>
+      </w:r>
+      <w:r>
+        <w:t xml:space="preserve">. Fire and daylight drive them back. In the middle of the fight, Dask makes his move: his orders are to take the gold and leave the hirelings inside.</w:t>
+      </w:r>
+    </w:p>
+    <w:p>
+      <w:pPr>
+        <w:pStyle w:val="BodyText"/>
+      </w:pPr>
+      <w:r>
+        <w:rPr>
+          <w:bCs/>
+          <w:b/>
+        </w:rPr>
+        <w:t xml:space="preserve">6. Ssethra.</w:t>
+      </w:r>
+      <w:r>
+        <w:t xml:space="preserve"> </w:t>
+      </w:r>
+      <w:r>
+        <w:t xml:space="preserve">In the drowned chamber, half-awake in the water it stole, the serpent-priest commands the snakes in the walls and speaks with the voice of the well. Sorcery against it pulls at the caster: every spell cast in its chamber is at risk of corruption. Its true name, spoken by someone who read it, makes it roll Will or be bound for a round; Haddu’s water burns it like fire.</w:t>
+      </w:r>
+    </w:p>
+    <w:p>
+      <w:pPr>
+        <w:pStyle w:val="BodyText"/>
+      </w:pPr>
+      <w:r>
+        <w:rPr>
+          <w:bCs/>
+          <w:b/>
+        </w:rPr>
+        <w:t xml:space="preserve">7. The choice.</w:t>
+      </w:r>
+      <w:r>
+        <w:t xml:space="preserve"> </w:t>
+      </w:r>
+      <w:r>
+        <w:t xml:space="preserve">The tomb is coming down as the bound thing thrashes. They can carry one thing out: Ysolde’s gold (the debts paid), the Ssa’kethi library (Ithrann’s life’s work), or the god’s water, carried back to the pool before it’s gone (Haddu lives, and Oren’s flame burns again).</w:t>
+      </w:r>
+    </w:p>
+    <w:p>
+      <w:pPr>
+        <w:pStyle w:val="BodyText"/>
+      </w:pPr>
+      <w:r>
+        <w:rPr>
+          <w:bCs/>
+          <w:b/>
+        </w:rPr>
+        <w:t xml:space="preserve">Rewards.</w:t>
+      </w:r>
+      <w:r>
+        <w:t xml:space="preserve"> </w:t>
+      </w:r>
+      <w:r>
+        <w:t xml:space="preserve">200 gold crowns a head, if they bring the gold, and Debt clears a box. A tale on serpent-priests. If Haddu lives, Oren’s god owes them a blessing, and the herders’ tribe their lives. If they left Dask alive, Infamy marks a box: he’ll talk. If Ssethra was only bound, not destroyed, Doom keeps one box: something remembers their names.</w:t>
+      </w:r>
+    </w:p>
+    <w:p>
+      <w:pPr>
+        <w:pStyle w:val="BodyText"/>
+      </w:pPr>
+      <w:r>
+        <w:rPr>
+          <w:bCs/>
+          <w:b/>
+        </w:rPr>
+        <w:t xml:space="preserve">Threats.</w:t>
+      </w:r>
+      <w:r>
+        <w:t xml:space="preserve"> </w:t>
+      </w:r>
+      <w:r>
+        <w:t xml:space="preserve">Cultist ×4 (one blessed); Sellsword captain (Dask) and two Guardsmen or bandits; Ghoul or tomb-dead ×2 or more; Serpent-priest (Ssethra).</w:t>
+      </w:r>
+    </w:p>
+    <w:bookmarkEnd w:id="20"/>
+    <w:bookmarkEnd w:id="21"/>
+    <w:bookmarkStart w:id="23" w:name="running-ventures"/>
+    <w:p>
+      <w:pPr>
+        <w:pStyle w:val="Heading1"/>
+      </w:pPr>
+      <w:r>
         <w:t xml:space="preserve">Running ventures</w:t>
       </w:r>
     </w:p>
-    <w:bookmarkStart w:id="20" w:name="venture-seeds"/>
+    <w:bookmarkStart w:id="22" w:name="venture-seeds"/>
     <w:p>
       <w:pPr>
         <w:pStyle w:val="Heading2"/>
@@ -2372,9 +2964,9 @@
         </w:tc>
       </w:tr>
     </w:tbl>
-    <w:bookmarkEnd w:id="20"/>
-    <w:bookmarkEnd w:id="21"/>
-    <w:bookmarkStart w:id="22" w:name="threats"/>
+    <w:bookmarkEnd w:id="22"/>
+    <w:bookmarkEnd w:id="23"/>
+    <w:bookmarkStart w:id="24" w:name="threats"/>
     <w:p>
       <w:pPr>
         <w:pStyle w:val="Heading1"/>
@@ -3752,8 +4344,8 @@
         <w:t xml:space="preserve">For a tougher version, add +1 to its targets and one box; for a weaker one, subtract.</w:t>
       </w:r>
     </w:p>
-    <w:bookmarkEnd w:id="22"/>
-    <w:bookmarkStart w:id="25" w:name="tales"/>
+    <w:bookmarkEnd w:id="24"/>
+    <w:bookmarkStart w:id="27" w:name="tales"/>
     <w:p>
       <w:pPr>
         <w:pStyle w:val="Heading1"/>
@@ -3786,7 +4378,7 @@
         <w:t xml:space="preserve">chapter of the Players’ Guide; here is the GM view’s Discovery panel, for clocks and tales.</w:t>
       </w:r>
     </w:p>
-    <w:bookmarkStart w:id="23" w:name="making-tales"/>
+    <w:bookmarkStart w:id="25" w:name="making-tales"/>
     <w:p>
       <w:pPr>
         <w:pStyle w:val="Heading2"/>
@@ -3801,606 +4393,6 @@
       </w:pPr>
       <w:r>
         <w:t xml:space="preserve">For the GM: when a tale is earned, and how to write one. A tale is a record of what the characters established, so writing it well matters more than how often you hand one out.</w:t>
-      </w:r>
-    </w:p>
-    <w:p>
-      <w:pPr>
-        <w:numPr>
-          <w:ilvl w:val="0"/>
-          <w:numId w:val="1001"/>
-        </w:numPr>
-        <w:pStyle w:val="Compact"/>
-      </w:pPr>
-      <w:r>
-        <w:rPr>
-          <w:bCs/>
-          <w:b/>
-        </w:rPr>
-        <w:t xml:space="preserve">Decide that something is established.</w:t>
-      </w:r>
-      <w:r>
-        <w:t xml:space="preserve"> </w:t>
-      </w:r>
-      <w:r>
-        <w:t xml:space="preserve">A tale is earned when a discovery clock fills, or when the characters see or test something themselves, hear it from a source you judge reliable, or are told it by the subject itself with evidence to back it up. A guess, however right, isn’t established, and neither is a rumor. Ask what supports their idea; when the answer is good, let them act on it, and give the tale once they’ve confirmed it.</w:t>
-      </w:r>
-    </w:p>
-    <w:p>
-      <w:pPr>
-        <w:numPr>
-          <w:ilvl w:val="0"/>
-          <w:numId w:val="1001"/>
-        </w:numPr>
-        <w:pStyle w:val="Compact"/>
-      </w:pPr>
-      <w:r>
-        <w:rPr>
-          <w:bCs/>
-          <w:b/>
-        </w:rPr>
-        <w:t xml:space="preserve">Write the finding narrowly.</w:t>
-      </w:r>
-      <w:r>
-        <w:t xml:space="preserve"> </w:t>
-      </w:r>
-      <w:r>
-        <w:t xml:space="preserve">One fact, in the words the characters would use, and no more than they found out:</w:t>
-      </w:r>
-      <w:r>
-        <w:t xml:space="preserve"> </w:t>
-      </w:r>
-      <w:r>
-        <w:t xml:space="preserve">“</w:t>
-      </w:r>
-      <w:r>
-        <w:t xml:space="preserve">bright light drove it back</w:t>
-      </w:r>
-      <w:r>
-        <w:t xml:space="preserve">”</w:t>
-      </w:r>
-      <w:r>
-        <w:t xml:space="preserve">, not</w:t>
-      </w:r>
-      <w:r>
-        <w:t xml:space="preserve"> </w:t>
-      </w:r>
-      <w:r>
-        <w:t xml:space="preserve">“</w:t>
-      </w:r>
-      <w:r>
-        <w:t xml:space="preserve">it fears light</w:t>
-      </w:r>
-      <w:r>
-        <w:t xml:space="preserve">”</w:t>
-      </w:r>
-      <w:r>
-        <w:t xml:space="preserve">. Two separate facts make two tales. Never write the subject’s whole truth onto a tale; later discoveries add more tales.</w:t>
-      </w:r>
-    </w:p>
-    <w:p>
-      <w:pPr>
-        <w:numPr>
-          <w:ilvl w:val="0"/>
-          <w:numId w:val="1001"/>
-        </w:numPr>
-        <w:pStyle w:val="Compact"/>
-      </w:pPr>
-      <w:r>
-        <w:rPr>
-          <w:bCs/>
-          <w:b/>
-        </w:rPr>
-        <w:t xml:space="preserve">Write its limits.</w:t>
-      </w:r>
-      <w:r>
-        <w:t xml:space="preserve"> </w:t>
-      </w:r>
-      <w:r>
-        <w:t xml:space="preserve">What the finding doesn’t show: how often it was seen, under what conditions, and what is still unknown. The limits are what keep the next investigation interesting.</w:t>
-      </w:r>
-    </w:p>
-    <w:p>
-      <w:pPr>
-        <w:numPr>
-          <w:ilvl w:val="0"/>
-          <w:numId w:val="1001"/>
-        </w:numPr>
-        <w:pStyle w:val="Compact"/>
-      </w:pPr>
-      <w:r>
-        <w:rPr>
-          <w:bCs/>
-          <w:b/>
-        </w:rPr>
-        <w:t xml:space="preserve">Note the evidence or source.</w:t>
-      </w:r>
-      <w:r>
-        <w:t xml:space="preserve"> </w:t>
-      </w:r>
-      <w:r>
-        <w:t xml:space="preserve">What they saw, tested, read or were told, and by whom. A source’s reputation doesn’t make it right: if it was only probably true, the limits say so.</w:t>
-      </w:r>
-    </w:p>
-    <w:p>
-      <w:pPr>
-        <w:numPr>
-          <w:ilvl w:val="0"/>
-          <w:numId w:val="1001"/>
-        </w:numPr>
-        <w:pStyle w:val="Compact"/>
-      </w:pPr>
-      <w:r>
-        <w:rPr>
-          <w:bCs/>
-          <w:b/>
-        </w:rPr>
-        <w:t xml:space="preserve">Charge the price.</w:t>
-      </w:r>
-      <w:r>
-        <w:t xml:space="preserve"> </w:t>
-      </w:r>
-      <w:r>
-        <w:t xml:space="preserve">A tale from a discovery clock costs nothing more: the scenes, failed rolls and pushes were its price. Any other source has its price (see</w:t>
-      </w:r>
-      <w:r>
-        <w:t xml:space="preserve"> </w:t>
-      </w:r>
-      <w:r>
-        <w:rPr>
-          <w:iCs/>
-          <w:i/>
-        </w:rPr>
-        <w:t xml:space="preserve">Earning a tale</w:t>
-      </w:r>
-      <w:r>
-        <w:t xml:space="preserve">): choose the one that fits how they learned it, and mark it.</w:t>
-      </w:r>
-    </w:p>
-    <w:p>
-      <w:pPr>
-        <w:numPr>
-          <w:ilvl w:val="0"/>
-          <w:numId w:val="1001"/>
-        </w:numPr>
-        <w:pStyle w:val="Compact"/>
-      </w:pPr>
-      <w:r>
-        <w:rPr>
-          <w:bCs/>
-          <w:b/>
-        </w:rPr>
-        <w:t xml:space="preserve">Choose the owner and the recipients.</w:t>
-      </w:r>
-      <w:r>
-        <w:t xml:space="preserve"> </w:t>
-      </w:r>
-      <w:r>
-        <w:t xml:space="preserve">Whoever did the finding owns the tale. Everyone who was there, or heard it from a reliable source, gets a shared copy.</w:t>
-      </w:r>
-    </w:p>
-    <w:p>
-      <w:pPr>
-        <w:numPr>
-          <w:ilvl w:val="0"/>
-          <w:numId w:val="1001"/>
-        </w:numPr>
-        <w:pStyle w:val="Compact"/>
-      </w:pPr>
-      <w:r>
-        <w:rPr>
-          <w:bCs/>
-          <w:b/>
-        </w:rPr>
-        <w:t xml:space="preserve">Record it.</w:t>
-      </w:r>
-      <w:r>
-        <w:t xml:space="preserve"> </w:t>
-      </w:r>
-      <w:r>
-        <w:t xml:space="preserve">In the GM view’s</w:t>
-      </w:r>
-      <w:r>
-        <w:t xml:space="preserve"> </w:t>
-      </w:r>
-      <w:r>
-        <w:rPr>
-          <w:bCs/>
-          <w:b/>
-        </w:rPr>
-        <w:t xml:space="preserve">Discovery</w:t>
-      </w:r>
-      <w:r>
-        <w:t xml:space="preserve"> </w:t>
-      </w:r>
-      <w:r>
-        <w:t xml:space="preserve">panel:</w:t>
-      </w:r>
-      <w:r>
-        <w:t xml:space="preserve"> </w:t>
-      </w:r>
-      <w:r>
-        <w:rPr>
-          <w:bCs/>
-          <w:b/>
-        </w:rPr>
-        <w:t xml:space="preserve">Mint</w:t>
-      </w:r>
-      <w:r>
-        <w:t xml:space="preserve"> </w:t>
-      </w:r>
-      <w:r>
-        <w:t xml:space="preserve">a full clock’s tale, or use</w:t>
-      </w:r>
-      <w:r>
-        <w:t xml:space="preserve"> </w:t>
-      </w:r>
-      <w:r>
-        <w:rPr>
-          <w:bCs/>
-          <w:b/>
-        </w:rPr>
-        <w:t xml:space="preserve">Record a finding without a clock</w:t>
-      </w:r>
-      <w:r>
-        <w:t xml:space="preserve">, which marks the price for you. Then save everyone’s characters to file, so the players’ sheets carry it. A player can also write a tale on their own sheet, when you agree it’s been earned.</w:t>
-      </w:r>
-    </w:p>
-    <w:p>
-      <w:pPr>
-        <w:pStyle w:val="FirstParagraph"/>
-      </w:pPr>
-      <w:r>
-        <w:rPr>
-          <w:iCs/>
-          <w:i/>
-        </w:rPr>
-        <w:t xml:space="preserve">Example:</w:t>
-      </w:r>
-      <w:r>
-        <w:t xml:space="preserve"> </w:t>
-      </w:r>
-      <w:r>
-        <w:rPr>
-          <w:bCs/>
-          <w:b/>
-        </w:rPr>
-        <w:t xml:space="preserve">The Thing from the Deep.</w:t>
-      </w:r>
-      <w:r>
-        <w:t xml:space="preserve"> </w:t>
-      </w:r>
-      <w:r>
-        <w:t xml:space="preserve">Established:</w:t>
-      </w:r>
-      <w:r>
-        <w:t xml:space="preserve"> </w:t>
-      </w:r>
-      <w:r>
-        <w:rPr>
-          <w:iCs/>
-          <w:i/>
-        </w:rPr>
-        <w:t xml:space="preserve">It would not cross the line of salt at the temple door</w:t>
-      </w:r>
-      <w:r>
-        <w:t xml:space="preserve">. Limits:</w:t>
-      </w:r>
-      <w:r>
-        <w:t xml:space="preserve"> </w:t>
-      </w:r>
-      <w:r>
-        <w:rPr>
-          <w:iCs/>
-          <w:i/>
-        </w:rPr>
-        <w:t xml:space="preserve">One night, one door; not whether salt harms it</w:t>
-      </w:r>
-      <w:r>
-        <w:t xml:space="preserve">. Source: The old priest’s telling, borne out by the tracks that stop at the salt (a trusted telling). Cost: Debt +1 (the priest’s price).</w:t>
-      </w:r>
-    </w:p>
-    <w:p>
-      <w:pPr>
-        <w:numPr>
-          <w:ilvl w:val="0"/>
-          <w:numId w:val="1002"/>
-        </w:numPr>
-        <w:pStyle w:val="Compact"/>
-      </w:pPr>
-      <w:r>
-        <w:rPr>
-          <w:bCs/>
-          <w:b/>
-        </w:rPr>
-        <w:t xml:space="preserve">When a later finding disagrees.</w:t>
-      </w:r>
-      <w:r>
-        <w:t xml:space="preserve"> </w:t>
-      </w:r>
-      <w:r>
-        <w:t xml:space="preserve">Write a new tale that says what they now know; the old one stays on the sheet as what they believed then, and the new one’s limits can say so.</w:t>
-      </w:r>
-    </w:p>
-    <w:p>
-      <w:pPr>
-        <w:numPr>
-          <w:ilvl w:val="0"/>
-          <w:numId w:val="1002"/>
-        </w:numPr>
-        <w:pStyle w:val="Compact"/>
-      </w:pPr>
-      <w:r>
-        <w:rPr>
-          <w:bCs/>
-          <w:b/>
-        </w:rPr>
-        <w:t xml:space="preserve">A tale is never proof of identity.</w:t>
-      </w:r>
-      <w:r>
-        <w:t xml:space="preserve"> </w:t>
-      </w:r>
-      <w:r>
-        <w:t xml:space="preserve">Holding a tale about one subject doesn’t prove that the thing in front of them is that subject: the Identify phase does.</w:t>
-      </w:r>
-    </w:p>
-    <w:p>
-      <w:pPr>
-        <w:numPr>
-          <w:ilvl w:val="0"/>
-          <w:numId w:val="1002"/>
-        </w:numPr>
-        <w:pStyle w:val="Compact"/>
-      </w:pPr>
-      <w:r>
-        <w:rPr>
-          <w:bCs/>
-          <w:b/>
-        </w:rPr>
-        <w:t xml:space="preserve">Weaknesses work anyway.</w:t>
-      </w:r>
-      <w:r>
-        <w:t xml:space="preserve"> </w:t>
-      </w:r>
-      <w:r>
-        <w:t xml:space="preserve">Don’t hold back a real weakness because no one holds the tale: if they try it, it works.</w:t>
-      </w:r>
-    </w:p>
-    <w:p>
-      <w:pPr>
-        <w:numPr>
-          <w:ilvl w:val="0"/>
-          <w:numId w:val="1002"/>
-        </w:numPr>
-        <w:pStyle w:val="Compact"/>
-      </w:pPr>
-      <w:r>
-        <w:rPr>
-          <w:bCs/>
-          <w:b/>
-        </w:rPr>
-        <w:t xml:space="preserve">Untold Tales.</w:t>
-      </w:r>
-      <w:r>
-        <w:t xml:space="preserve"> </w:t>
-      </w:r>
-      <w:r>
-        <w:t xml:space="preserve">Agree each starting tale with its player before play: it must come from the character’s role or ancestry, be narrow, and be a real secret: something that isn’t in common books or lore. Make sure it fits what you know to be true, adjust it if it doesn’t, and keep a note of it.</w:t>
-      </w:r>
-    </w:p>
-    <w:bookmarkEnd w:id="23"/>
-    <w:bookmarkStart w:id="24" w:name="the-discovery-panel"/>
-    <w:p>
-      <w:pPr>
-        <w:pStyle w:val="Heading2"/>
-      </w:pPr>
-      <w:r>
-        <w:t xml:space="preserve">The Discovery panel</w:t>
-      </w:r>
-    </w:p>
-    <w:p>
-      <w:pPr>
-        <w:pStyle w:val="FirstParagraph"/>
-      </w:pPr>
-      <w:r>
-        <w:t xml:space="preserve">The GM view’s</w:t>
-      </w:r>
-      <w:r>
-        <w:t xml:space="preserve"> </w:t>
-      </w:r>
-      <w:r>
-        <w:rPr>
-          <w:bCs/>
-          <w:b/>
-        </w:rPr>
-        <w:t xml:space="preserve">Discovery</w:t>
-      </w:r>
-      <w:r>
-        <w:t xml:space="preserve"> </w:t>
-      </w:r>
-      <w:r>
-        <w:t xml:space="preserve">panel runs discovery clocks and the Doom they race. Start a clock with its segments per phase (or a plain progress clock for a repair or a task in the same race), and fill it as the investigation rolls succeed. It stops at the Identify gate until you name the subject; then it shows every tale the characters in the GM view already hold for it. The</w:t>
-      </w:r>
-      <w:r>
-        <w:t xml:space="preserve"> </w:t>
-      </w:r>
-      <w:r>
-        <w:rPr>
-          <w:bCs/>
-          <w:b/>
-        </w:rPr>
-        <w:t xml:space="preserve">Failed roll</w:t>
-      </w:r>
-      <w:r>
-        <w:t xml:space="preserve"> </w:t>
-      </w:r>
-      <w:r>
-        <w:t xml:space="preserve">and</w:t>
-      </w:r>
-      <w:r>
-        <w:t xml:space="preserve"> </w:t>
-      </w:r>
-      <w:r>
-        <w:rPr>
-          <w:bCs/>
-          <w:b/>
-        </w:rPr>
-        <w:t xml:space="preserve">Push</w:t>
-      </w:r>
-      <w:r>
-        <w:t xml:space="preserve"> </w:t>
-      </w:r>
-      <w:r>
-        <w:t xml:space="preserve">buttons tick the track for how they were digging, and a failed roll ticks the Doom too. When a clock fills,</w:t>
-      </w:r>
-      <w:r>
-        <w:t xml:space="preserve"> </w:t>
-      </w:r>
-      <w:r>
-        <w:rPr>
-          <w:bCs/>
-          <w:b/>
-        </w:rPr>
-        <w:t xml:space="preserve">Mint</w:t>
-      </w:r>
-      <w:r>
-        <w:t xml:space="preserve"> </w:t>
-      </w:r>
-      <w:r>
-        <w:t xml:space="preserve">gives the primary investigator the tale and everyone you tick as present a shared copy.</w:t>
-      </w:r>
-      <w:r>
-        <w:t xml:space="preserve"> </w:t>
-      </w:r>
-      <w:r>
-        <w:rPr>
-          <w:bCs/>
-          <w:b/>
-        </w:rPr>
-        <w:t xml:space="preserve">Record a finding without a clock</w:t>
-      </w:r>
-      <w:r>
-        <w:t xml:space="preserve"> </w:t>
-      </w:r>
-      <w:r>
-        <w:t xml:space="preserve">gives a tale for something established directly (seen or tested, a reliable account, a creature’s word with evidence behind it) to whoever you tick, and marks its price: the track or the Doom that source costs. Save all to file afterwards, so the players’ character files carry it. The Discord bot’s</w:t>
-      </w:r>
-      <w:r>
-        <w:t xml:space="preserve"> </w:t>
-      </w:r>
-      <w:r>
-        <w:rPr>
-          <w:rStyle w:val="VerbatimChar"/>
-        </w:rPr>
-        <w:t xml:space="preserve">/discovery</w:t>
-      </w:r>
-      <w:r>
-        <w:t xml:space="preserve"> </w:t>
-      </w:r>
-      <w:r>
-        <w:t xml:space="preserve">and</w:t>
-      </w:r>
-      <w:r>
-        <w:t xml:space="preserve"> </w:t>
-      </w:r>
-      <w:r>
-        <w:rPr>
-          <w:rStyle w:val="VerbatimChar"/>
-        </w:rPr>
-        <w:t xml:space="preserve">/cards</w:t>
-      </w:r>
-      <w:r>
-        <w:t xml:space="preserve"> </w:t>
-      </w:r>
-      <w:r>
-        <w:t xml:space="preserve">commands do the same at a table that plays online.</w:t>
-      </w:r>
-    </w:p>
-    <w:bookmarkEnd w:id="24"/>
-    <w:bookmarkEnd w:id="25"/>
-    <w:bookmarkStart w:id="28" w:name="the-gms-tools"/>
-    <w:p>
-      <w:pPr>
-        <w:pStyle w:val="Heading1"/>
-      </w:pPr>
-      <w:r>
-        <w:t xml:space="preserve">The GM’s tools</w:t>
-      </w:r>
-    </w:p>
-    <w:bookmarkStart w:id="26" w:name="the-battle-map"/>
-    <w:p>
-      <w:pPr>
-        <w:pStyle w:val="Heading2"/>
-      </w:pPr>
-      <w:r>
-        <w:t xml:space="preserve">The battle map</w:t>
-      </w:r>
-    </w:p>
-    <w:p>
-      <w:pPr>
-        <w:pStyle w:val="FirstParagraph"/>
-      </w:pPr>
-      <w:r>
-        <w:t xml:space="preserve">The GM view of the character creator has a</w:t>
-      </w:r>
-      <w:r>
-        <w:t xml:space="preserve"> </w:t>
-      </w:r>
-      <w:r>
-        <w:rPr>
-          <w:bCs/>
-          <w:b/>
-        </w:rPr>
-        <w:t xml:space="preserve">battle map</w:t>
-      </w:r>
-      <w:r>
-        <w:t xml:space="preserve"> </w:t>
-      </w:r>
-      <w:r>
-        <w:t xml:space="preserve">for fights where it helps to see who is where. It is a tool, not a rule: everything on it follows the</w:t>
-      </w:r>
-      <w:r>
-        <w:t xml:space="preserve"> </w:t>
-      </w:r>
-      <w:r>
-        <w:rPr>
-          <w:iCs/>
-          <w:i/>
-        </w:rPr>
-        <w:t xml:space="preserve">Personal combat</w:t>
-      </w:r>
-      <w:r>
-        <w:t xml:space="preserve"> </w:t>
-      </w:r>
-      <w:r>
-        <w:t xml:space="preserve">rules in the Players’ Guide, and a fight without it works the same way. Open</w:t>
-      </w:r>
-      <w:r>
-        <w:t xml:space="preserve"> </w:t>
-      </w:r>
-      <w:r>
-        <w:rPr>
-          <w:bCs/>
-          <w:b/>
-        </w:rPr>
-        <w:t xml:space="preserve">How to use the map</w:t>
-      </w:r>
-      <w:r>
-        <w:t xml:space="preserve"> </w:t>
-      </w:r>
-      <w:r>
-        <w:t xml:space="preserve">on the map itself for the buttons, step by step.</w:t>
-      </w:r>
-    </w:p>
-    <w:p>
-      <w:pPr>
-        <w:pStyle w:val="BodyText"/>
-      </w:pPr>
-      <w:r>
-        <w:rPr>
-          <w:bCs/>
-          <w:b/>
-        </w:rPr>
-        <w:t xml:space="preserve">Two kinds of map.</w:t>
       </w:r>
     </w:p>
     <w:p>
@@ -4416,26 +4408,13 @@
           <w:bCs/>
           <w:b/>
         </w:rPr>
-        <w:t xml:space="preserve">A hex map</w:t>
-      </w:r>
-      <w:r>
-        <w:t xml:space="preserve"> </w:t>
-      </w:r>
-      <w:r>
-        <w:t xml:space="preserve">for fights where position matters: cover, doorways, who can reach whom. The GM chooses what one hex is: 1 yard for a brawl in a room, 5 or 10 yards for a street, 50 for open ground. Dragging a token or measuring shows the distance and its</w:t>
-      </w:r>
-      <w:r>
-        <w:t xml:space="preserve"> </w:t>
-      </w:r>
-      <w:r>
-        <w:rPr>
-          <w:bCs/>
-          <w:b/>
-        </w:rPr>
-        <w:t xml:space="preserve">range band</w:t>
-      </w:r>
-      <w:r>
-        <w:t xml:space="preserve">, so the GM can read the penalty from the Range table in the Players’ Guide. A token can have a height (a flier, a sniper on a roof), and the distance counts it.</w:t>
+        <w:t xml:space="preserve">Decide that something is established.</w:t>
+      </w:r>
+      <w:r>
+        <w:t xml:space="preserve"> </w:t>
+      </w:r>
+      <w:r>
+        <w:t xml:space="preserve">A tale is earned when a discovery clock fills, or when the characters see or test something themselves, hear it from a source you judge reliable, or are told it by the subject itself with evidence to back it up. A guess, however right, isn’t established, and neither is a rumor. Ask what supports their idea; when the answer is good, let them act on it, and give the tale once they’ve confirmed it.</w:t>
       </w:r>
     </w:p>
     <w:p>
@@ -4451,126 +4430,739 @@
           <w:bCs/>
           <w:b/>
         </w:rPr>
-        <w:t xml:space="preserve">A range track</w:t>
-      </w:r>
-      <w:r>
-        <w:t xml:space="preserve"> </w:t>
-      </w:r>
-      <w:r>
-        <w:t xml:space="preserve">for fights where only distance matters: a chase, a running fight across open country. It has a lane for the party and one for each range band. Moving a token into the next lane moves it one band in or out.</w:t>
-      </w:r>
-    </w:p>
-    <w:p>
-      <w:pPr>
-        <w:pStyle w:val="FirstParagraph"/>
+        <w:t xml:space="preserve">Write the finding narrowly.</w:t>
+      </w:r>
+      <w:r>
+        <w:t xml:space="preserve"> </w:t>
+      </w:r>
+      <w:r>
+        <w:t xml:space="preserve">One fact, in the words the characters would use, and no more than they found out:</w:t>
+      </w:r>
+      <w:r>
+        <w:t xml:space="preserve"> </w:t>
+      </w:r>
+      <w:r>
+        <w:t xml:space="preserve">“</w:t>
+      </w:r>
+      <w:r>
+        <w:t xml:space="preserve">bright light drove it back</w:t>
+      </w:r>
+      <w:r>
+        <w:t xml:space="preserve">”</w:t>
+      </w:r>
+      <w:r>
+        <w:t xml:space="preserve">, not</w:t>
+      </w:r>
+      <w:r>
+        <w:t xml:space="preserve"> </w:t>
+      </w:r>
+      <w:r>
+        <w:t xml:space="preserve">“</w:t>
+      </w:r>
+      <w:r>
+        <w:t xml:space="preserve">it fears light</w:t>
+      </w:r>
+      <w:r>
+        <w:t xml:space="preserve">”</w:t>
+      </w:r>
+      <w:r>
+        <w:t xml:space="preserve">. Two separate facts make two tales. Never write the subject’s whole truth onto a tale; later discoveries add more tales.</w:t>
+      </w:r>
+    </w:p>
+    <w:p>
+      <w:pPr>
+        <w:numPr>
+          <w:ilvl w:val="0"/>
+          <w:numId w:val="1003"/>
+        </w:numPr>
+        <w:pStyle w:val="Compact"/>
       </w:pPr>
       <w:r>
         <w:rPr>
           <w:bCs/>
           <w:b/>
         </w:rPr>
-        <w:t xml:space="preserve">Tokens.</w:t>
-      </w:r>
-      <w:r>
-        <w:t xml:space="preserve"> </w:t>
-      </w:r>
-      <w:r>
-        <w:t xml:space="preserve">The GM places the party with one button. Their tokens stay linked to the characters in the GM view: marking Injury, Dying, the stunned condition or a Fortune point on a token marks it on the character, and the other way round. Opponents come from the setting’s threats with their boxes filled in. Their pips fill as they are hurt, and a token whose boxes are all marked is taken out.</w:t>
-      </w:r>
-    </w:p>
-    <w:p>
-      <w:pPr>
-        <w:pStyle w:val="BodyText"/>
+        <w:t xml:space="preserve">Write its limits.</w:t>
+      </w:r>
+      <w:r>
+        <w:t xml:space="preserve"> </w:t>
+      </w:r>
+      <w:r>
+        <w:t xml:space="preserve">What the finding doesn’t show: how often it was seen, under what conditions, and what is still unknown. The limits are what keep the next investigation interesting.</w:t>
+      </w:r>
+    </w:p>
+    <w:p>
+      <w:pPr>
+        <w:numPr>
+          <w:ilvl w:val="0"/>
+          <w:numId w:val="1003"/>
+        </w:numPr>
+        <w:pStyle w:val="Compact"/>
       </w:pPr>
       <w:r>
         <w:rPr>
           <w:bCs/>
           <w:b/>
         </w:rPr>
-        <w:t xml:space="preserve">Keeping a map.</w:t>
-      </w:r>
-      <w:r>
-        <w:t xml:space="preserve"> </w:t>
-      </w:r>
-      <w:r>
-        <w:t xml:space="preserve">The map stays in the GM’s browser.</w:t>
-      </w:r>
-      <w:r>
-        <w:t xml:space="preserve"> </w:t>
-      </w:r>
+        <w:t xml:space="preserve">Note the evidence or source.</w:t>
+      </w:r>
+      <w:r>
+        <w:t xml:space="preserve"> </w:t>
+      </w:r>
+      <w:r>
+        <w:t xml:space="preserve">What they saw, tested, read or were told, and by whom. A source’s reputation doesn’t make it right: if it was only probably true, the limits say so.</w:t>
+      </w:r>
+    </w:p>
+    <w:p>
+      <w:pPr>
+        <w:numPr>
+          <w:ilvl w:val="0"/>
+          <w:numId w:val="1003"/>
+        </w:numPr>
+        <w:pStyle w:val="Compact"/>
+      </w:pPr>
       <w:r>
         <w:rPr>
           <w:bCs/>
           <w:b/>
         </w:rPr>
-        <w:t xml:space="preserve">Save map to file</w:t>
-      </w:r>
-      <w:r>
-        <w:t xml:space="preserve"> </w:t>
-      </w:r>
-      <w:r>
-        <w:t xml:space="preserve">keeps both maps, their pictures and tokens in one file, to prepare a fight ahead of time or share it with another GM.</w:t>
-      </w:r>
-    </w:p>
-    <w:bookmarkEnd w:id="26"/>
-    <w:bookmarkStart w:id="27" w:name="the-encounter-panel"/>
-    <w:p>
-      <w:pPr>
-        <w:pStyle w:val="Heading2"/>
-      </w:pPr>
-      <w:r>
-        <w:t xml:space="preserve">The Encounter panel</w:t>
-      </w:r>
-    </w:p>
-    <w:p>
-      <w:pPr>
-        <w:pStyle w:val="FirstParagraph"/>
-      </w:pPr>
-      <w:r>
-        <w:t xml:space="preserve">The GM view also has an</w:t>
-      </w:r>
-      <w:r>
-        <w:t xml:space="preserve"> </w:t>
-      </w:r>
+        <w:t xml:space="preserve">Charge the price.</w:t>
+      </w:r>
+      <w:r>
+        <w:t xml:space="preserve"> </w:t>
+      </w:r>
+      <w:r>
+        <w:t xml:space="preserve">A tale from a discovery clock costs nothing more: the scenes, failed rolls and pushes were its price. Any other source has its price (see</w:t>
+      </w:r>
+      <w:r>
+        <w:t xml:space="preserve"> </w:t>
+      </w:r>
+      <w:r>
+        <w:rPr>
+          <w:iCs/>
+          <w:i/>
+        </w:rPr>
+        <w:t xml:space="preserve">Earning a tale</w:t>
+      </w:r>
+      <w:r>
+        <w:t xml:space="preserve">): choose the one that fits how they learned it, and mark it.</w:t>
+      </w:r>
+    </w:p>
+    <w:p>
+      <w:pPr>
+        <w:numPr>
+          <w:ilvl w:val="0"/>
+          <w:numId w:val="1003"/>
+        </w:numPr>
+        <w:pStyle w:val="Compact"/>
+      </w:pPr>
       <w:r>
         <w:rPr>
           <w:bCs/>
           <w:b/>
         </w:rPr>
-        <w:t xml:space="preserve">Encounter</w:t>
-      </w:r>
-      <w:r>
-        <w:t xml:space="preserve"> </w:t>
-      </w:r>
-      <w:r>
-        <w:t xml:space="preserve">panel that runs a fight by the</w:t>
-      </w:r>
-      <w:r>
-        <w:t xml:space="preserve"> </w:t>
-      </w:r>
+        <w:t xml:space="preserve">Choose the owner and the recipients.</w:t>
+      </w:r>
+      <w:r>
+        <w:t xml:space="preserve"> </w:t>
+      </w:r>
+      <w:r>
+        <w:t xml:space="preserve">Whoever did the finding owns the tale. Everyone who was there, or heard it from a reliable source, gets a shared copy.</w:t>
+      </w:r>
+    </w:p>
+    <w:p>
+      <w:pPr>
+        <w:numPr>
+          <w:ilvl w:val="0"/>
+          <w:numId w:val="1003"/>
+        </w:numPr>
+        <w:pStyle w:val="Compact"/>
+      </w:pPr>
+      <w:r>
+        <w:rPr>
+          <w:bCs/>
+          <w:b/>
+        </w:rPr>
+        <w:t xml:space="preserve">Record it.</w:t>
+      </w:r>
+      <w:r>
+        <w:t xml:space="preserve"> </w:t>
+      </w:r>
+      <w:r>
+        <w:t xml:space="preserve">In the GM view’s</w:t>
+      </w:r>
+      <w:r>
+        <w:t xml:space="preserve"> </w:t>
+      </w:r>
+      <w:r>
+        <w:rPr>
+          <w:bCs/>
+          <w:b/>
+        </w:rPr>
+        <w:t xml:space="preserve">Discovery</w:t>
+      </w:r>
+      <w:r>
+        <w:t xml:space="preserve"> </w:t>
+      </w:r>
+      <w:r>
+        <w:t xml:space="preserve">panel:</w:t>
+      </w:r>
+      <w:r>
+        <w:t xml:space="preserve"> </w:t>
+      </w:r>
+      <w:r>
+        <w:rPr>
+          <w:bCs/>
+          <w:b/>
+        </w:rPr>
+        <w:t xml:space="preserve">Mint</w:t>
+      </w:r>
+      <w:r>
+        <w:t xml:space="preserve"> </w:t>
+      </w:r>
+      <w:r>
+        <w:t xml:space="preserve">a full clock’s tale, or use</w:t>
+      </w:r>
+      <w:r>
+        <w:t xml:space="preserve"> </w:t>
+      </w:r>
+      <w:r>
+        <w:rPr>
+          <w:bCs/>
+          <w:b/>
+        </w:rPr>
+        <w:t xml:space="preserve">Record a finding without a clock</w:t>
+      </w:r>
+      <w:r>
+        <w:t xml:space="preserve">, which marks the price for you. Then save everyone’s characters to file, so the players’ sheets carry it. A player can also write a tale on their own sheet, when you agree it’s been earned.</w:t>
+      </w:r>
+    </w:p>
+    <w:p>
+      <w:pPr>
+        <w:pStyle w:val="FirstParagraph"/>
+      </w:pPr>
       <w:r>
         <w:rPr>
           <w:iCs/>
           <w:i/>
         </w:rPr>
-        <w:t xml:space="preserve">Personal combat</w:t>
-      </w:r>
-      <w:r>
-        <w:t xml:space="preserve"> </w:t>
-      </w:r>
-      <w:r>
-        <w:t xml:space="preserve">rules and shows every roll. Add characters from the GM view and opponents from the Threats table (or make one up on the spot), then start: it keeps the turn order by Agility, and for each attack works out the range, the defense (Dodge, Parry or Block, one a round, and a second at −2 with Additional Defense), the boxes marked and any telling hit, offering a Fortune point choices at the moment they apply. Hits land on the character cards and the battle map, and with gritty combat on, grievous wounds are rolled and kept. The panel keeps a log and a summary of the fight, which can be saved to a file. It’s a helper, not a rule: the GM can rule any result differently, and the log says so. For each attack, choose what it’s made of (cold iron, silver or fire), and the panel applies the rules that turn on it: a shapechanger’s Tough in their form (and what gets past it), a weakness that marks one box more, and a creature only the right weapon can hurt.</w:t>
-      </w:r>
-    </w:p>
-    <w:p>
-      <w:pPr>
-        <w:pStyle w:val="BodyText"/>
-      </w:pPr>
+        <w:t xml:space="preserve">Example:</w:t>
+      </w:r>
+      <w:r>
+        <w:t xml:space="preserve"> </w:t>
+      </w:r>
       <w:r>
         <w:rPr>
           <w:bCs/>
           <w:b/>
         </w:rPr>
+        <w:t xml:space="preserve">The Thing from the Deep.</w:t>
+      </w:r>
+      <w:r>
+        <w:t xml:space="preserve"> </w:t>
+      </w:r>
+      <w:r>
+        <w:t xml:space="preserve">Established:</w:t>
+      </w:r>
+      <w:r>
+        <w:t xml:space="preserve"> </w:t>
+      </w:r>
+      <w:r>
+        <w:rPr>
+          <w:iCs/>
+          <w:i/>
+        </w:rPr>
+        <w:t xml:space="preserve">It would not cross the line of salt at the temple door</w:t>
+      </w:r>
+      <w:r>
+        <w:t xml:space="preserve">. Limits:</w:t>
+      </w:r>
+      <w:r>
+        <w:t xml:space="preserve"> </w:t>
+      </w:r>
+      <w:r>
+        <w:rPr>
+          <w:iCs/>
+          <w:i/>
+        </w:rPr>
+        <w:t xml:space="preserve">One night, one door; not whether salt harms it</w:t>
+      </w:r>
+      <w:r>
+        <w:t xml:space="preserve">. Source: The old priest’s telling, borne out by the tracks that stop at the salt (a trusted telling). Cost: Debt +1 (the priest’s price).</w:t>
+      </w:r>
+    </w:p>
+    <w:p>
+      <w:pPr>
+        <w:numPr>
+          <w:ilvl w:val="0"/>
+          <w:numId w:val="1004"/>
+        </w:numPr>
+        <w:pStyle w:val="Compact"/>
+      </w:pPr>
+      <w:r>
+        <w:rPr>
+          <w:bCs/>
+          <w:b/>
+        </w:rPr>
+        <w:t xml:space="preserve">When a later finding disagrees.</w:t>
+      </w:r>
+      <w:r>
+        <w:t xml:space="preserve"> </w:t>
+      </w:r>
+      <w:r>
+        <w:t xml:space="preserve">Write a new tale that says what they now know; the old one stays on the sheet as what they believed then, and the new one’s limits can say so.</w:t>
+      </w:r>
+    </w:p>
+    <w:p>
+      <w:pPr>
+        <w:numPr>
+          <w:ilvl w:val="0"/>
+          <w:numId w:val="1004"/>
+        </w:numPr>
+        <w:pStyle w:val="Compact"/>
+      </w:pPr>
+      <w:r>
+        <w:rPr>
+          <w:bCs/>
+          <w:b/>
+        </w:rPr>
+        <w:t xml:space="preserve">A tale is never proof of identity.</w:t>
+      </w:r>
+      <w:r>
+        <w:t xml:space="preserve"> </w:t>
+      </w:r>
+      <w:r>
+        <w:t xml:space="preserve">Holding a tale about one subject doesn’t prove that the thing in front of them is that subject: the Identify phase does.</w:t>
+      </w:r>
+    </w:p>
+    <w:p>
+      <w:pPr>
+        <w:numPr>
+          <w:ilvl w:val="0"/>
+          <w:numId w:val="1004"/>
+        </w:numPr>
+        <w:pStyle w:val="Compact"/>
+      </w:pPr>
+      <w:r>
+        <w:rPr>
+          <w:bCs/>
+          <w:b/>
+        </w:rPr>
+        <w:t xml:space="preserve">Weaknesses work anyway.</w:t>
+      </w:r>
+      <w:r>
+        <w:t xml:space="preserve"> </w:t>
+      </w:r>
+      <w:r>
+        <w:t xml:space="preserve">Don’t hold back a real weakness because no one holds the tale: if they try it, it works.</w:t>
+      </w:r>
+    </w:p>
+    <w:p>
+      <w:pPr>
+        <w:numPr>
+          <w:ilvl w:val="0"/>
+          <w:numId w:val="1004"/>
+        </w:numPr>
+        <w:pStyle w:val="Compact"/>
+      </w:pPr>
+      <w:r>
+        <w:rPr>
+          <w:bCs/>
+          <w:b/>
+        </w:rPr>
+        <w:t xml:space="preserve">Untold Tales.</w:t>
+      </w:r>
+      <w:r>
+        <w:t xml:space="preserve"> </w:t>
+      </w:r>
+      <w:r>
+        <w:t xml:space="preserve">Agree each starting tale with its player before play: it must come from the character’s role or ancestry, be narrow, and be a real secret: something that isn’t in common books or lore. Make sure it fits what you know to be true, adjust it if it doesn’t, and keep a note of it.</w:t>
+      </w:r>
+    </w:p>
+    <w:bookmarkEnd w:id="25"/>
+    <w:bookmarkStart w:id="26" w:name="the-discovery-panel"/>
+    <w:p>
+      <w:pPr>
+        <w:pStyle w:val="Heading2"/>
+      </w:pPr>
+      <w:r>
+        <w:t xml:space="preserve">The Discovery panel</w:t>
+      </w:r>
+    </w:p>
+    <w:p>
+      <w:pPr>
+        <w:pStyle w:val="FirstParagraph"/>
+      </w:pPr>
+      <w:r>
+        <w:t xml:space="preserve">The GM view’s</w:t>
+      </w:r>
+      <w:r>
+        <w:t xml:space="preserve"> </w:t>
+      </w:r>
+      <w:r>
+        <w:rPr>
+          <w:bCs/>
+          <w:b/>
+        </w:rPr>
+        <w:t xml:space="preserve">Discovery</w:t>
+      </w:r>
+      <w:r>
+        <w:t xml:space="preserve"> </w:t>
+      </w:r>
+      <w:r>
+        <w:t xml:space="preserve">panel runs discovery clocks and the Doom they race. Start a clock with its segments per phase (or a plain progress clock for a repair or a task in the same race), and fill it as the investigation rolls succeed. It stops at the Identify gate until you name the subject; then it shows every tale the characters in the GM view already hold for it. The</w:t>
+      </w:r>
+      <w:r>
+        <w:t xml:space="preserve"> </w:t>
+      </w:r>
+      <w:r>
+        <w:rPr>
+          <w:bCs/>
+          <w:b/>
+        </w:rPr>
+        <w:t xml:space="preserve">Failed roll</w:t>
+      </w:r>
+      <w:r>
+        <w:t xml:space="preserve"> </w:t>
+      </w:r>
+      <w:r>
+        <w:t xml:space="preserve">and</w:t>
+      </w:r>
+      <w:r>
+        <w:t xml:space="preserve"> </w:t>
+      </w:r>
+      <w:r>
+        <w:rPr>
+          <w:bCs/>
+          <w:b/>
+        </w:rPr>
+        <w:t xml:space="preserve">Push</w:t>
+      </w:r>
+      <w:r>
+        <w:t xml:space="preserve"> </w:t>
+      </w:r>
+      <w:r>
+        <w:t xml:space="preserve">buttons tick the track for how they were digging, and a failed roll ticks the Doom too. When a clock fills,</w:t>
+      </w:r>
+      <w:r>
+        <w:t xml:space="preserve"> </w:t>
+      </w:r>
+      <w:r>
+        <w:rPr>
+          <w:bCs/>
+          <w:b/>
+        </w:rPr>
+        <w:t xml:space="preserve">Mint</w:t>
+      </w:r>
+      <w:r>
+        <w:t xml:space="preserve"> </w:t>
+      </w:r>
+      <w:r>
+        <w:t xml:space="preserve">gives the primary investigator the tale and everyone you tick as present a shared copy.</w:t>
+      </w:r>
+      <w:r>
+        <w:t xml:space="preserve"> </w:t>
+      </w:r>
+      <w:r>
+        <w:rPr>
+          <w:bCs/>
+          <w:b/>
+        </w:rPr>
+        <w:t xml:space="preserve">Record a finding without a clock</w:t>
+      </w:r>
+      <w:r>
+        <w:t xml:space="preserve"> </w:t>
+      </w:r>
+      <w:r>
+        <w:t xml:space="preserve">gives a tale for something established directly (seen or tested, a reliable account, a creature’s word with evidence behind it) to whoever you tick, and marks its price: the track or the Doom that source costs. Save all to file afterwards, so the players’ character files carry it. The Discord bot’s</w:t>
+      </w:r>
+      <w:r>
+        <w:t xml:space="preserve"> </w:t>
+      </w:r>
+      <w:r>
+        <w:rPr>
+          <w:rStyle w:val="VerbatimChar"/>
+        </w:rPr>
+        <w:t xml:space="preserve">/discovery</w:t>
+      </w:r>
+      <w:r>
+        <w:t xml:space="preserve"> </w:t>
+      </w:r>
+      <w:r>
+        <w:t xml:space="preserve">and</w:t>
+      </w:r>
+      <w:r>
+        <w:t xml:space="preserve"> </w:t>
+      </w:r>
+      <w:r>
+        <w:rPr>
+          <w:rStyle w:val="VerbatimChar"/>
+        </w:rPr>
+        <w:t xml:space="preserve">/cards</w:t>
+      </w:r>
+      <w:r>
+        <w:t xml:space="preserve"> </w:t>
+      </w:r>
+      <w:r>
+        <w:t xml:space="preserve">commands do the same at a table that plays online.</w:t>
+      </w:r>
+    </w:p>
+    <w:bookmarkEnd w:id="26"/>
+    <w:bookmarkEnd w:id="27"/>
+    <w:bookmarkStart w:id="30" w:name="the-gms-tools"/>
+    <w:p>
+      <w:pPr>
+        <w:pStyle w:val="Heading1"/>
+      </w:pPr>
+      <w:r>
+        <w:t xml:space="preserve">The GM’s tools</w:t>
+      </w:r>
+    </w:p>
+    <w:bookmarkStart w:id="28" w:name="the-battle-map"/>
+    <w:p>
+      <w:pPr>
+        <w:pStyle w:val="Heading2"/>
+      </w:pPr>
+      <w:r>
+        <w:t xml:space="preserve">The battle map</w:t>
+      </w:r>
+    </w:p>
+    <w:p>
+      <w:pPr>
+        <w:pStyle w:val="FirstParagraph"/>
+      </w:pPr>
+      <w:r>
+        <w:t xml:space="preserve">The GM view of the character creator has a</w:t>
+      </w:r>
+      <w:r>
+        <w:t xml:space="preserve"> </w:t>
+      </w:r>
+      <w:r>
+        <w:rPr>
+          <w:bCs/>
+          <w:b/>
+        </w:rPr>
+        <w:t xml:space="preserve">battle map</w:t>
+      </w:r>
+      <w:r>
+        <w:t xml:space="preserve"> </w:t>
+      </w:r>
+      <w:r>
+        <w:t xml:space="preserve">for fights where it helps to see who is where. It is a tool, not a rule: everything on it follows the</w:t>
+      </w:r>
+      <w:r>
+        <w:t xml:space="preserve"> </w:t>
+      </w:r>
+      <w:r>
+        <w:rPr>
+          <w:iCs/>
+          <w:i/>
+        </w:rPr>
+        <w:t xml:space="preserve">Personal combat</w:t>
+      </w:r>
+      <w:r>
+        <w:t xml:space="preserve"> </w:t>
+      </w:r>
+      <w:r>
+        <w:t xml:space="preserve">rules in the Players’ Guide, and a fight without it works the same way. Open</w:t>
+      </w:r>
+      <w:r>
+        <w:t xml:space="preserve"> </w:t>
+      </w:r>
+      <w:r>
+        <w:rPr>
+          <w:bCs/>
+          <w:b/>
+        </w:rPr>
+        <w:t xml:space="preserve">How to use the map</w:t>
+      </w:r>
+      <w:r>
+        <w:t xml:space="preserve"> </w:t>
+      </w:r>
+      <w:r>
+        <w:t xml:space="preserve">on the map itself for the buttons, step by step.</w:t>
+      </w:r>
+    </w:p>
+    <w:p>
+      <w:pPr>
+        <w:pStyle w:val="BodyText"/>
+      </w:pPr>
+      <w:r>
+        <w:rPr>
+          <w:bCs/>
+          <w:b/>
+        </w:rPr>
+        <w:t xml:space="preserve">Two kinds of map.</w:t>
+      </w:r>
+    </w:p>
+    <w:p>
+      <w:pPr>
+        <w:numPr>
+          <w:ilvl w:val="0"/>
+          <w:numId w:val="1005"/>
+        </w:numPr>
+        <w:pStyle w:val="Compact"/>
+      </w:pPr>
+      <w:r>
+        <w:rPr>
+          <w:bCs/>
+          <w:b/>
+        </w:rPr>
+        <w:t xml:space="preserve">A hex map</w:t>
+      </w:r>
+      <w:r>
+        <w:t xml:space="preserve"> </w:t>
+      </w:r>
+      <w:r>
+        <w:t xml:space="preserve">for fights where position matters: cover, doorways, who can reach whom. The GM chooses what one hex is: 1 yard for a brawl in a room, 5 or 10 yards for a street, 50 for open ground. Dragging a token or measuring shows the distance and its</w:t>
+      </w:r>
+      <w:r>
+        <w:t xml:space="preserve"> </w:t>
+      </w:r>
+      <w:r>
+        <w:rPr>
+          <w:bCs/>
+          <w:b/>
+        </w:rPr>
+        <w:t xml:space="preserve">range band</w:t>
+      </w:r>
+      <w:r>
+        <w:t xml:space="preserve">, so the GM can read the penalty from the Range table in the Players’ Guide. A token can have a height (a flier, a sniper on a roof), and the distance counts it.</w:t>
+      </w:r>
+    </w:p>
+    <w:p>
+      <w:pPr>
+        <w:numPr>
+          <w:ilvl w:val="0"/>
+          <w:numId w:val="1005"/>
+        </w:numPr>
+        <w:pStyle w:val="Compact"/>
+      </w:pPr>
+      <w:r>
+        <w:rPr>
+          <w:bCs/>
+          <w:b/>
+        </w:rPr>
+        <w:t xml:space="preserve">A range track</w:t>
+      </w:r>
+      <w:r>
+        <w:t xml:space="preserve"> </w:t>
+      </w:r>
+      <w:r>
+        <w:t xml:space="preserve">for fights where only distance matters: a chase, a running fight across open country. It has a lane for the party and one for each range band. Moving a token into the next lane moves it one band in or out.</w:t>
+      </w:r>
+    </w:p>
+    <w:p>
+      <w:pPr>
+        <w:pStyle w:val="FirstParagraph"/>
+      </w:pPr>
+      <w:r>
+        <w:rPr>
+          <w:bCs/>
+          <w:b/>
+        </w:rPr>
+        <w:t xml:space="preserve">Tokens.</w:t>
+      </w:r>
+      <w:r>
+        <w:t xml:space="preserve"> </w:t>
+      </w:r>
+      <w:r>
+        <w:t xml:space="preserve">The GM places the party with one button. Their tokens stay linked to the characters in the GM view: marking Injury, Dying, the stunned condition or a Fortune point on a token marks it on the character, and the other way round. Opponents come from the setting’s threats with their boxes filled in. Their pips fill as they are hurt, and a token whose boxes are all marked is taken out.</w:t>
+      </w:r>
+    </w:p>
+    <w:p>
+      <w:pPr>
+        <w:pStyle w:val="BodyText"/>
+      </w:pPr>
+      <w:r>
+        <w:rPr>
+          <w:bCs/>
+          <w:b/>
+        </w:rPr>
+        <w:t xml:space="preserve">Keeping a map.</w:t>
+      </w:r>
+      <w:r>
+        <w:t xml:space="preserve"> </w:t>
+      </w:r>
+      <w:r>
+        <w:t xml:space="preserve">The map stays in the GM’s browser.</w:t>
+      </w:r>
+      <w:r>
+        <w:t xml:space="preserve"> </w:t>
+      </w:r>
+      <w:r>
+        <w:rPr>
+          <w:bCs/>
+          <w:b/>
+        </w:rPr>
+        <w:t xml:space="preserve">Save map to file</w:t>
+      </w:r>
+      <w:r>
+        <w:t xml:space="preserve"> </w:t>
+      </w:r>
+      <w:r>
+        <w:t xml:space="preserve">keeps both maps, their pictures and tokens in one file, to prepare a fight ahead of time or share it with another GM.</w:t>
+      </w:r>
+    </w:p>
+    <w:bookmarkEnd w:id="28"/>
+    <w:bookmarkStart w:id="29" w:name="the-encounter-panel"/>
+    <w:p>
+      <w:pPr>
+        <w:pStyle w:val="Heading2"/>
+      </w:pPr>
+      <w:r>
+        <w:t xml:space="preserve">The Encounter panel</w:t>
+      </w:r>
+    </w:p>
+    <w:p>
+      <w:pPr>
+        <w:pStyle w:val="FirstParagraph"/>
+      </w:pPr>
+      <w:r>
+        <w:t xml:space="preserve">The GM view also has an</w:t>
+      </w:r>
+      <w:r>
+        <w:t xml:space="preserve"> </w:t>
+      </w:r>
+      <w:r>
+        <w:rPr>
+          <w:bCs/>
+          <w:b/>
+        </w:rPr>
+        <w:t xml:space="preserve">Encounter</w:t>
+      </w:r>
+      <w:r>
+        <w:t xml:space="preserve"> </w:t>
+      </w:r>
+      <w:r>
+        <w:t xml:space="preserve">panel that runs a fight by the</w:t>
+      </w:r>
+      <w:r>
+        <w:t xml:space="preserve"> </w:t>
+      </w:r>
+      <w:r>
+        <w:rPr>
+          <w:iCs/>
+          <w:i/>
+        </w:rPr>
+        <w:t xml:space="preserve">Personal combat</w:t>
+      </w:r>
+      <w:r>
+        <w:t xml:space="preserve"> </w:t>
+      </w:r>
+      <w:r>
+        <w:t xml:space="preserve">rules and shows every roll. Add characters from the GM view and opponents from the Threats table (or make one up on the spot), then start: it keeps the turn order by Agility, and for each attack works out the range, the defense (Dodge, Parry or Block, one a round, and a second at −2 with Additional Defense), the boxes marked and any telling hit, offering a Fortune point choices at the moment they apply. Hits land on the character cards and the battle map, and with gritty combat on, grievous wounds are rolled and kept. The panel keeps a log and a summary of the fight, which can be saved to a file. It’s a helper, not a rule: the GM can rule any result differently, and the log says so. For each attack, choose what it’s made of (cold iron, silver or fire), and the panel applies the rules that turn on it: a shapechanger’s Tough in their form (and what gets past it), a weakness that marks one box more, and a creature only the right weapon can hurt.</w:t>
+      </w:r>
+    </w:p>
+    <w:p>
+      <w:pPr>
+        <w:pStyle w:val="BodyText"/>
+      </w:pPr>
+      <w:r>
+        <w:rPr>
+          <w:bCs/>
+          <w:b/>
+        </w:rPr>
         <w:t xml:space="preserve">The shared table.</w:t>
       </w:r>
       <w:r>
@@ -4580,8 +5172,8 @@
         <w:t xml:space="preserve">The GM can start a shared table from the GM view and give the players its code; each player joins from their character’s Adventure tab. While they’re connected, every roll from a sheet is rolled by the table server, so the whole table sees the same dice as they land, in a live log on the Adventure tab and on the GM view, along with who rolled, against what, and any telling hit. A point reroll answers its own roll, once. Each player’s character is shared with the GM too: it appears among the GM view’s characters, marked at the table, and its injuries, points, ammunition and form stay in step both ways, whether they’re changed on the sheet, on the GM’s card or in an encounter. In a fight, each player’s Adventure tab shows the GM’s battle map and the encounter’s turn order and latest results; a player drags their own token, and on their turn sends the GM what they’ll do, which the GM puts into the Encounter panel and runs. The GM can remove a player from the table, and give the table a new code: everyone at it moves with it, and the old code stops working. Without a table, the roller works exactly as it always has.</w:t>
       </w:r>
     </w:p>
-    <w:bookmarkEnd w:id="27"/>
-    <w:bookmarkEnd w:id="28"/>
+    <w:bookmarkEnd w:id="29"/>
+    <w:bookmarkEnd w:id="30"/>
     <w:sectPr/>
   </w:body>
 </w:document>
@@ -4688,6 +5280,82 @@
       </w:pPr>
     </w:lvl>
   </w:abstractNum>
+  <w:abstractNum w:abstractNumId="991">
+    <w:nsid w:val="A991"/>
+    <w:multiLevelType w:val="multilevel"/>
+    <w:lvl w:ilvl="0">
+      <w:numFmt w:val="bullet"/>
+      <w:lvlText w:val="•"/>
+      <w:lvlJc w:val="left"/>
+      <w:pPr>
+        <w:ind w:left="720" w:hanging="480"/>
+      </w:pPr>
+    </w:lvl>
+    <w:lvl w:ilvl="1">
+      <w:numFmt w:val="bullet"/>
+      <w:lvlText w:val="–"/>
+      <w:lvlJc w:val="left"/>
+      <w:pPr>
+        <w:ind w:left="1440" w:hanging="480"/>
+      </w:pPr>
+    </w:lvl>
+    <w:lvl w:ilvl="2">
+      <w:numFmt w:val="bullet"/>
+      <w:lvlText w:val="•"/>
+      <w:lvlJc w:val="left"/>
+      <w:pPr>
+        <w:ind w:left="2160" w:hanging="480"/>
+      </w:pPr>
+    </w:lvl>
+    <w:lvl w:ilvl="3">
+      <w:numFmt w:val="bullet"/>
+      <w:lvlText w:val="–"/>
+      <w:lvlJc w:val="left"/>
+      <w:pPr>
+        <w:ind w:left="2880" w:hanging="480"/>
+      </w:pPr>
+    </w:lvl>
+    <w:lvl w:ilvl="4">
+      <w:numFmt w:val="bullet"/>
+      <w:lvlText w:val="•"/>
+      <w:lvlJc w:val="left"/>
+      <w:pPr>
+        <w:ind w:left="3600" w:hanging="480"/>
+      </w:pPr>
+    </w:lvl>
+    <w:lvl w:ilvl="5">
+      <w:numFmt w:val="bullet"/>
+      <w:lvlText w:val="–"/>
+      <w:lvlJc w:val="left"/>
+      <w:pPr>
+        <w:ind w:left="4320" w:hanging="480"/>
+      </w:pPr>
+    </w:lvl>
+    <w:lvl w:ilvl="6">
+      <w:numFmt w:val="bullet"/>
+      <w:lvlText w:val="•"/>
+      <w:lvlJc w:val="left"/>
+      <w:pPr>
+        <w:ind w:left="5040" w:hanging="480"/>
+      </w:pPr>
+    </w:lvl>
+    <w:lvl w:ilvl="7">
+      <w:numFmt w:val="bullet"/>
+      <w:lvlText w:val="–"/>
+      <w:lvlJc w:val="left"/>
+      <w:pPr>
+        <w:ind w:left="5760" w:hanging="480"/>
+      </w:pPr>
+    </w:lvl>
+    <w:lvl w:ilvl="8">
+      <w:numFmt w:val="bullet"/>
+      <w:lvlText w:val="•"/>
+      <w:lvlJc w:val="left"/>
+      <w:pPr>
+        <w:ind w:left="6480" w:hanging="480"/>
+      </w:pPr>
+    </w:lvl>
+  </w:abstractNum>
   <w:abstractNum w:abstractNumId="99411">
     <w:nsid w:val="A99411"/>
     <w:multiLevelType w:val="multilevel"/>
@@ -4773,86 +5441,16 @@
       </w:pPr>
     </w:lvl>
   </w:abstractNum>
-  <w:abstractNum w:abstractNumId="991">
-    <w:nsid w:val="A991"/>
-    <w:multiLevelType w:val="multilevel"/>
-    <w:lvl w:ilvl="0">
-      <w:numFmt w:val="bullet"/>
-      <w:lvlText w:val="•"/>
-      <w:lvlJc w:val="left"/>
-      <w:pPr>
-        <w:ind w:left="720" w:hanging="480"/>
-      </w:pPr>
-    </w:lvl>
-    <w:lvl w:ilvl="1">
-      <w:numFmt w:val="bullet"/>
-      <w:lvlText w:val="–"/>
-      <w:lvlJc w:val="left"/>
-      <w:pPr>
-        <w:ind w:left="1440" w:hanging="480"/>
-      </w:pPr>
-    </w:lvl>
-    <w:lvl w:ilvl="2">
-      <w:numFmt w:val="bullet"/>
-      <w:lvlText w:val="•"/>
-      <w:lvlJc w:val="left"/>
-      <w:pPr>
-        <w:ind w:left="2160" w:hanging="480"/>
-      </w:pPr>
-    </w:lvl>
-    <w:lvl w:ilvl="3">
-      <w:numFmt w:val="bullet"/>
-      <w:lvlText w:val="–"/>
-      <w:lvlJc w:val="left"/>
-      <w:pPr>
-        <w:ind w:left="2880" w:hanging="480"/>
-      </w:pPr>
-    </w:lvl>
-    <w:lvl w:ilvl="4">
-      <w:numFmt w:val="bullet"/>
-      <w:lvlText w:val="•"/>
-      <w:lvlJc w:val="left"/>
-      <w:pPr>
-        <w:ind w:left="3600" w:hanging="480"/>
-      </w:pPr>
-    </w:lvl>
-    <w:lvl w:ilvl="5">
-      <w:numFmt w:val="bullet"/>
-      <w:lvlText w:val="–"/>
-      <w:lvlJc w:val="left"/>
-      <w:pPr>
-        <w:ind w:left="4320" w:hanging="480"/>
-      </w:pPr>
-    </w:lvl>
-    <w:lvl w:ilvl="6">
-      <w:numFmt w:val="bullet"/>
-      <w:lvlText w:val="•"/>
-      <w:lvlJc w:val="left"/>
-      <w:pPr>
-        <w:ind w:left="5040" w:hanging="480"/>
-      </w:pPr>
-    </w:lvl>
-    <w:lvl w:ilvl="7">
-      <w:numFmt w:val="bullet"/>
-      <w:lvlText w:val="–"/>
-      <w:lvlJc w:val="left"/>
-      <w:pPr>
-        <w:ind w:left="5760" w:hanging="480"/>
-      </w:pPr>
-    </w:lvl>
-    <w:lvl w:ilvl="8">
-      <w:numFmt w:val="bullet"/>
-      <w:lvlText w:val="•"/>
-      <w:lvlJc w:val="left"/>
-      <w:pPr>
-        <w:ind w:left="6480" w:hanging="480"/>
-      </w:pPr>
-    </w:lvl>
-  </w:abstractNum>
   <w:num w:numId="1000">
     <w:abstractNumId w:val="990"/>
   </w:num>
   <w:num w:numId="1001">
+    <w:abstractNumId w:val="991"/>
+  </w:num>
+  <w:num w:numId="1002">
+    <w:abstractNumId w:val="991"/>
+  </w:num>
+  <w:num w:numId="1003">
     <w:abstractNumId w:val="99411"/>
     <w:lvlOverride w:ilvl="0">
       <w:startOverride w:val="1"/>
@@ -4882,10 +5480,10 @@
       <w:startOverride w:val="1"/>
     </w:lvlOverride>
   </w:num>
-  <w:num w:numId="1002">
+  <w:num w:numId="1004">
     <w:abstractNumId w:val="991"/>
   </w:num>
-  <w:num w:numId="1003">
+  <w:num w:numId="1005">
     <w:abstractNumId w:val="991"/>
   </w:num>
 </w:numbering>
